--- a/docs/qms/evidence-2026/QMS_Word/forms__FRM-05_Nonconformity_and_CAPA_Record.docx
+++ b/docs/qms/evidence-2026/QMS_Word/forms__FRM-05_Nonconformity_and_CAPA_Record.docx
@@ -17,20 +17,20 @@
     </w:p>
     <w:tbl>
       <w:tblPr>
-        <w:tblW w:w="4397" w:type="dxa"/>
+        <w:tblW w:w="5000" w:type="pct"/>
         <w:jc w:val="left"/>
-        <w:tblInd w:w="0" w:type="dxa"/>
+        <w:tblInd w:w="-7" w:type="dxa"/>
         <w:tblLayout w:type="fixed"/>
         <w:tblCellMar>
-          <w:top w:w="28" w:type="dxa"/>
-          <w:left w:w="28" w:type="dxa"/>
-          <w:bottom w:w="28" w:type="dxa"/>
-          <w:right w:w="28" w:type="dxa"/>
+          <w:top w:w="60" w:type="dxa"/>
+          <w:left w:w="60" w:type="dxa"/>
+          <w:bottom w:w="60" w:type="dxa"/>
+          <w:right w:w="60" w:type="dxa"/>
         </w:tblCellMar>
       </w:tblPr>
       <w:tblGrid>
-        <w:gridCol w:w="1951"/>
-        <w:gridCol w:w="2446"/>
+        <w:gridCol w:w="2606"/>
+        <w:gridCol w:w="8732"/>
       </w:tblGrid>
       <w:tr>
         <w:trPr>
@@ -38,44 +38,60 @@
         </w:trPr>
         <w:tc>
           <w:tcPr>
-            <w:tcW w:w="1951" w:type="dxa"/>
-            <w:tcBorders/>
+            <w:tcW w:w="2606" w:type="dxa"/>
+            <w:tcBorders>
+              <w:top w:val="single" w:sz="6" w:space="0" w:color="BFC7D5"/>
+              <w:left w:val="single" w:sz="6" w:space="0" w:color="BFC7D5"/>
+              <w:bottom w:val="single" w:sz="2" w:space="0" w:color="BFC7D5"/>
+              <w:right w:val="single" w:sz="6" w:space="0" w:color="BFC7D5"/>
+            </w:tcBorders>
+            <w:shd w:fill="1F3A5F" w:val="clear"/>
             <w:vAlign w:val="center"/>
           </w:tcPr>
           <w:p>
             <w:pPr>
               <w:pStyle w:val="TableHeading"/>
-              <w:suppressLineNumbers/>
-              <w:shd w:fill="1F3A5F" w:val="clear"/>
-              <w:bidi w:val="0"/>
-              <w:spacing w:before="0" w:after="283"/>
-              <w:jc w:val="center"/>
-              <w:rPr/>
-            </w:pPr>
-            <w:r>
-              <w:rPr/>
+              <w:bidi w:val="0"/>
+              <w:spacing w:before="0" w:after="283"/>
+              <w:jc w:val="left"/>
+              <w:rPr>
+                <w:color w:val="FFFFFF"/>
+              </w:rPr>
+            </w:pPr>
+            <w:r>
+              <w:rPr>
+                <w:color w:val="FFFFFF"/>
+              </w:rPr>
               <w:t>Field</w:t>
             </w:r>
           </w:p>
         </w:tc>
         <w:tc>
           <w:tcPr>
-            <w:tcW w:w="2446" w:type="dxa"/>
-            <w:tcBorders/>
+            <w:tcW w:w="8732" w:type="dxa"/>
+            <w:tcBorders>
+              <w:top w:val="single" w:sz="6" w:space="0" w:color="BFC7D5"/>
+              <w:left w:val="single" w:sz="2" w:space="0" w:color="BFC7D5"/>
+              <w:bottom w:val="single" w:sz="2" w:space="0" w:color="BFC7D5"/>
+              <w:right w:val="single" w:sz="6" w:space="0" w:color="BFC7D5"/>
+            </w:tcBorders>
+            <w:shd w:fill="1F3A5F" w:val="clear"/>
             <w:vAlign w:val="center"/>
           </w:tcPr>
           <w:p>
             <w:pPr>
               <w:pStyle w:val="TableHeading"/>
-              <w:suppressLineNumbers/>
-              <w:shd w:fill="1F3A5F" w:val="clear"/>
-              <w:bidi w:val="0"/>
-              <w:spacing w:before="0" w:after="283"/>
-              <w:jc w:val="center"/>
-              <w:rPr/>
-            </w:pPr>
-            <w:r>
-              <w:rPr/>
+              <w:bidi w:val="0"/>
+              <w:spacing w:before="0" w:after="283"/>
+              <w:jc w:val="left"/>
+              <w:rPr>
+                <w:color w:val="FFFFFF"/>
+              </w:rPr>
+            </w:pPr>
+            <w:r>
+              <w:rPr>
+                <w:color w:val="FFFFFF"/>
+              </w:rPr>
               <w:t>Value</w:t>
             </w:r>
           </w:p>
@@ -85,8 +101,12 @@
         <w:trPr/>
         <w:tc>
           <w:tcPr>
-            <w:tcW w:w="1951" w:type="dxa"/>
-            <w:tcBorders/>
+            <w:tcW w:w="2606" w:type="dxa"/>
+            <w:tcBorders>
+              <w:left w:val="single" w:sz="6" w:space="0" w:color="BFC7D5"/>
+              <w:bottom w:val="single" w:sz="2" w:space="0" w:color="BFC7D5"/>
+              <w:right w:val="single" w:sz="6" w:space="0" w:color="BFC7D5"/>
+            </w:tcBorders>
             <w:vAlign w:val="center"/>
           </w:tcPr>
           <w:p>
@@ -105,8 +125,12 @@
         </w:tc>
         <w:tc>
           <w:tcPr>
-            <w:tcW w:w="2446" w:type="dxa"/>
-            <w:tcBorders/>
+            <w:tcW w:w="8732" w:type="dxa"/>
+            <w:tcBorders>
+              <w:left w:val="single" w:sz="2" w:space="0" w:color="BFC7D5"/>
+              <w:bottom w:val="single" w:sz="2" w:space="0" w:color="BFC7D5"/>
+              <w:right w:val="single" w:sz="6" w:space="0" w:color="BFC7D5"/>
+            </w:tcBorders>
             <w:vAlign w:val="center"/>
           </w:tcPr>
           <w:p>
@@ -128,8 +152,12 @@
         <w:trPr/>
         <w:tc>
           <w:tcPr>
-            <w:tcW w:w="1951" w:type="dxa"/>
-            <w:tcBorders/>
+            <w:tcW w:w="2606" w:type="dxa"/>
+            <w:tcBorders>
+              <w:left w:val="single" w:sz="6" w:space="0" w:color="BFC7D5"/>
+              <w:bottom w:val="single" w:sz="2" w:space="0" w:color="BFC7D5"/>
+              <w:right w:val="single" w:sz="6" w:space="0" w:color="BFC7D5"/>
+            </w:tcBorders>
             <w:vAlign w:val="center"/>
           </w:tcPr>
           <w:p>
@@ -148,8 +176,12 @@
         </w:tc>
         <w:tc>
           <w:tcPr>
-            <w:tcW w:w="2446" w:type="dxa"/>
-            <w:tcBorders/>
+            <w:tcW w:w="8732" w:type="dxa"/>
+            <w:tcBorders>
+              <w:left w:val="single" w:sz="2" w:space="0" w:color="BFC7D5"/>
+              <w:bottom w:val="single" w:sz="2" w:space="0" w:color="BFC7D5"/>
+              <w:right w:val="single" w:sz="6" w:space="0" w:color="BFC7D5"/>
+            </w:tcBorders>
             <w:vAlign w:val="center"/>
           </w:tcPr>
           <w:p>
@@ -171,8 +203,12 @@
         <w:trPr/>
         <w:tc>
           <w:tcPr>
-            <w:tcW w:w="1951" w:type="dxa"/>
-            <w:tcBorders/>
+            <w:tcW w:w="2606" w:type="dxa"/>
+            <w:tcBorders>
+              <w:left w:val="single" w:sz="6" w:space="0" w:color="BFC7D5"/>
+              <w:bottom w:val="single" w:sz="2" w:space="0" w:color="BFC7D5"/>
+              <w:right w:val="single" w:sz="6" w:space="0" w:color="BFC7D5"/>
+            </w:tcBorders>
             <w:vAlign w:val="center"/>
           </w:tcPr>
           <w:p>
@@ -191,8 +227,12 @@
         </w:tc>
         <w:tc>
           <w:tcPr>
-            <w:tcW w:w="2446" w:type="dxa"/>
-            <w:tcBorders/>
+            <w:tcW w:w="8732" w:type="dxa"/>
+            <w:tcBorders>
+              <w:left w:val="single" w:sz="2" w:space="0" w:color="BFC7D5"/>
+              <w:bottom w:val="single" w:sz="2" w:space="0" w:color="BFC7D5"/>
+              <w:right w:val="single" w:sz="6" w:space="0" w:color="BFC7D5"/>
+            </w:tcBorders>
             <w:vAlign w:val="center"/>
           </w:tcPr>
           <w:p>
@@ -207,17 +247,21 @@
               <w:rPr>
                 <w:rStyle w:val="Strong"/>
               </w:rPr>
-              <w:t>DRAFT — not yet approved</w:t>
-            </w:r>
-          </w:p>
-        </w:tc>
-      </w:tr>
-      <w:tr>
-        <w:trPr/>
-        <w:tc>
-          <w:tcPr>
-            <w:tcW w:w="1951" w:type="dxa"/>
-            <w:tcBorders/>
+              <w:t>APPROVED</w:t>
+            </w:r>
+          </w:p>
+        </w:tc>
+      </w:tr>
+      <w:tr>
+        <w:trPr/>
+        <w:tc>
+          <w:tcPr>
+            <w:tcW w:w="2606" w:type="dxa"/>
+            <w:tcBorders>
+              <w:left w:val="single" w:sz="6" w:space="0" w:color="BFC7D5"/>
+              <w:bottom w:val="single" w:sz="2" w:space="0" w:color="BFC7D5"/>
+              <w:right w:val="single" w:sz="6" w:space="0" w:color="BFC7D5"/>
+            </w:tcBorders>
             <w:vAlign w:val="center"/>
           </w:tcPr>
           <w:p>
@@ -236,31 +280,39 @@
         </w:tc>
         <w:tc>
           <w:tcPr>
-            <w:tcW w:w="2446" w:type="dxa"/>
-            <w:tcBorders/>
-            <w:vAlign w:val="center"/>
-          </w:tcPr>
-          <w:p>
-            <w:pPr>
-              <w:pStyle w:val="TableContents"/>
-              <w:bidi w:val="0"/>
-              <w:spacing w:before="0" w:after="283"/>
-              <w:jc w:val="left"/>
-              <w:rPr/>
-            </w:pPr>
-            <w:r>
-              <w:rPr/>
-              <w:t>Managing Director</w:t>
-            </w:r>
-          </w:p>
-        </w:tc>
-      </w:tr>
-      <w:tr>
-        <w:trPr/>
-        <w:tc>
-          <w:tcPr>
-            <w:tcW w:w="1951" w:type="dxa"/>
-            <w:tcBorders/>
+            <w:tcW w:w="8732" w:type="dxa"/>
+            <w:tcBorders>
+              <w:left w:val="single" w:sz="2" w:space="0" w:color="BFC7D5"/>
+              <w:bottom w:val="single" w:sz="2" w:space="0" w:color="BFC7D5"/>
+              <w:right w:val="single" w:sz="6" w:space="0" w:color="BFC7D5"/>
+            </w:tcBorders>
+            <w:vAlign w:val="center"/>
+          </w:tcPr>
+          <w:p>
+            <w:pPr>
+              <w:pStyle w:val="TableContents"/>
+              <w:bidi w:val="0"/>
+              <w:spacing w:before="0" w:after="283"/>
+              <w:jc w:val="left"/>
+              <w:rPr/>
+            </w:pPr>
+            <w:r>
+              <w:rPr/>
+              <w:t>Managing Director (Anita Johan)</w:t>
+            </w:r>
+          </w:p>
+        </w:tc>
+      </w:tr>
+      <w:tr>
+        <w:trPr/>
+        <w:tc>
+          <w:tcPr>
+            <w:tcW w:w="2606" w:type="dxa"/>
+            <w:tcBorders>
+              <w:left w:val="single" w:sz="6" w:space="0" w:color="BFC7D5"/>
+              <w:bottom w:val="single" w:sz="2" w:space="0" w:color="BFC7D5"/>
+              <w:right w:val="single" w:sz="6" w:space="0" w:color="BFC7D5"/>
+            </w:tcBorders>
             <w:vAlign w:val="center"/>
           </w:tcPr>
           <w:p>
@@ -279,8 +331,12 @@
         </w:tc>
         <w:tc>
           <w:tcPr>
-            <w:tcW w:w="2446" w:type="dxa"/>
-            <w:tcBorders/>
+            <w:tcW w:w="8732" w:type="dxa"/>
+            <w:tcBorders>
+              <w:left w:val="single" w:sz="2" w:space="0" w:color="BFC7D5"/>
+              <w:bottom w:val="single" w:sz="2" w:space="0" w:color="BFC7D5"/>
+              <w:right w:val="single" w:sz="6" w:space="0" w:color="BFC7D5"/>
+            </w:tcBorders>
             <w:vAlign w:val="center"/>
           </w:tcPr>
           <w:p>
@@ -294,6 +350,314 @@
             <w:r>
               <w:rPr/>
               <w:t>8.7.2, 10.2.1, 10.2.2</w:t>
+            </w:r>
+          </w:p>
+        </w:tc>
+      </w:tr>
+      <w:tr>
+        <w:trPr/>
+        <w:tc>
+          <w:tcPr>
+            <w:tcW w:w="2606" w:type="dxa"/>
+            <w:tcBorders>
+              <w:left w:val="single" w:sz="6" w:space="0" w:color="BFC7D5"/>
+              <w:bottom w:val="single" w:sz="2" w:space="0" w:color="BFC7D5"/>
+              <w:right w:val="single" w:sz="6" w:space="0" w:color="BFC7D5"/>
+            </w:tcBorders>
+            <w:vAlign w:val="center"/>
+          </w:tcPr>
+          <w:p>
+            <w:pPr>
+              <w:pStyle w:val="TableContents"/>
+              <w:bidi w:val="0"/>
+              <w:spacing w:before="0" w:after="283"/>
+              <w:jc w:val="left"/>
+              <w:rPr/>
+            </w:pPr>
+            <w:r>
+              <w:rPr/>
+              <w:t>Prepared by</w:t>
+            </w:r>
+          </w:p>
+        </w:tc>
+        <w:tc>
+          <w:tcPr>
+            <w:tcW w:w="8732" w:type="dxa"/>
+            <w:tcBorders>
+              <w:left w:val="single" w:sz="2" w:space="0" w:color="BFC7D5"/>
+              <w:bottom w:val="single" w:sz="2" w:space="0" w:color="BFC7D5"/>
+              <w:right w:val="single" w:sz="6" w:space="0" w:color="BFC7D5"/>
+            </w:tcBorders>
+            <w:vAlign w:val="center"/>
+          </w:tcPr>
+          <w:p>
+            <w:pPr>
+              <w:pStyle w:val="TableContents"/>
+              <w:bidi w:val="0"/>
+              <w:spacing w:before="0" w:after="283"/>
+              <w:jc w:val="left"/>
+              <w:rPr/>
+            </w:pPr>
+            <w:r>
+              <w:rPr/>
+              <w:t>Richard Watson Stephen Amudha (Lead Engineer) — 2026-10-07</w:t>
+            </w:r>
+          </w:p>
+        </w:tc>
+      </w:tr>
+      <w:tr>
+        <w:trPr/>
+        <w:tc>
+          <w:tcPr>
+            <w:tcW w:w="2606" w:type="dxa"/>
+            <w:tcBorders>
+              <w:left w:val="single" w:sz="6" w:space="0" w:color="BFC7D5"/>
+              <w:bottom w:val="single" w:sz="2" w:space="0" w:color="BFC7D5"/>
+              <w:right w:val="single" w:sz="6" w:space="0" w:color="BFC7D5"/>
+            </w:tcBorders>
+            <w:vAlign w:val="center"/>
+          </w:tcPr>
+          <w:p>
+            <w:pPr>
+              <w:pStyle w:val="TableContents"/>
+              <w:bidi w:val="0"/>
+              <w:spacing w:before="0" w:after="283"/>
+              <w:jc w:val="left"/>
+              <w:rPr/>
+            </w:pPr>
+            <w:r>
+              <w:rPr/>
+              <w:t>Reviewed by</w:t>
+            </w:r>
+          </w:p>
+        </w:tc>
+        <w:tc>
+          <w:tcPr>
+            <w:tcW w:w="8732" w:type="dxa"/>
+            <w:tcBorders>
+              <w:left w:val="single" w:sz="2" w:space="0" w:color="BFC7D5"/>
+              <w:bottom w:val="single" w:sz="2" w:space="0" w:color="BFC7D5"/>
+              <w:right w:val="single" w:sz="6" w:space="0" w:color="BFC7D5"/>
+            </w:tcBorders>
+            <w:vAlign w:val="center"/>
+          </w:tcPr>
+          <w:p>
+            <w:pPr>
+              <w:pStyle w:val="TableContents"/>
+              <w:bidi w:val="0"/>
+              <w:spacing w:before="0" w:after="283"/>
+              <w:jc w:val="left"/>
+              <w:rPr/>
+            </w:pPr>
+            <w:r>
+              <w:rPr/>
+              <w:t>Alexander Peter (EchoMind Project Lead) — 2026-10-07</w:t>
+            </w:r>
+          </w:p>
+        </w:tc>
+      </w:tr>
+      <w:tr>
+        <w:trPr/>
+        <w:tc>
+          <w:tcPr>
+            <w:tcW w:w="2606" w:type="dxa"/>
+            <w:tcBorders>
+              <w:left w:val="single" w:sz="6" w:space="0" w:color="BFC7D5"/>
+              <w:bottom w:val="single" w:sz="2" w:space="0" w:color="BFC7D5"/>
+              <w:right w:val="single" w:sz="6" w:space="0" w:color="BFC7D5"/>
+            </w:tcBorders>
+            <w:vAlign w:val="center"/>
+          </w:tcPr>
+          <w:p>
+            <w:pPr>
+              <w:pStyle w:val="TableContents"/>
+              <w:bidi w:val="0"/>
+              <w:spacing w:before="0" w:after="283"/>
+              <w:jc w:val="left"/>
+              <w:rPr/>
+            </w:pPr>
+            <w:r>
+              <w:rPr/>
+              <w:t>Quality assurance</w:t>
+            </w:r>
+          </w:p>
+        </w:tc>
+        <w:tc>
+          <w:tcPr>
+            <w:tcW w:w="8732" w:type="dxa"/>
+            <w:tcBorders>
+              <w:left w:val="single" w:sz="2" w:space="0" w:color="BFC7D5"/>
+              <w:bottom w:val="single" w:sz="2" w:space="0" w:color="BFC7D5"/>
+              <w:right w:val="single" w:sz="6" w:space="0" w:color="BFC7D5"/>
+            </w:tcBorders>
+            <w:vAlign w:val="center"/>
+          </w:tcPr>
+          <w:p>
+            <w:pPr>
+              <w:pStyle w:val="TableContents"/>
+              <w:bidi w:val="0"/>
+              <w:spacing w:before="0" w:after="283"/>
+              <w:jc w:val="left"/>
+              <w:rPr/>
+            </w:pPr>
+            <w:r>
+              <w:rPr/>
+              <w:t>Sheryl Nazareth (QA / MR) — 2026-10-07</w:t>
+            </w:r>
+          </w:p>
+        </w:tc>
+      </w:tr>
+      <w:tr>
+        <w:trPr/>
+        <w:tc>
+          <w:tcPr>
+            <w:tcW w:w="2606" w:type="dxa"/>
+            <w:tcBorders>
+              <w:left w:val="single" w:sz="6" w:space="0" w:color="BFC7D5"/>
+              <w:bottom w:val="single" w:sz="2" w:space="0" w:color="BFC7D5"/>
+              <w:right w:val="single" w:sz="6" w:space="0" w:color="BFC7D5"/>
+            </w:tcBorders>
+            <w:vAlign w:val="center"/>
+          </w:tcPr>
+          <w:p>
+            <w:pPr>
+              <w:pStyle w:val="TableContents"/>
+              <w:bidi w:val="0"/>
+              <w:spacing w:before="0" w:after="283"/>
+              <w:jc w:val="left"/>
+              <w:rPr/>
+            </w:pPr>
+            <w:r>
+              <w:rPr/>
+              <w:t>Approved by</w:t>
+            </w:r>
+          </w:p>
+        </w:tc>
+        <w:tc>
+          <w:tcPr>
+            <w:tcW w:w="8732" w:type="dxa"/>
+            <w:tcBorders>
+              <w:left w:val="single" w:sz="2" w:space="0" w:color="BFC7D5"/>
+              <w:bottom w:val="single" w:sz="2" w:space="0" w:color="BFC7D5"/>
+              <w:right w:val="single" w:sz="6" w:space="0" w:color="BFC7D5"/>
+            </w:tcBorders>
+            <w:vAlign w:val="center"/>
+          </w:tcPr>
+          <w:p>
+            <w:pPr>
+              <w:pStyle w:val="TableContents"/>
+              <w:bidi w:val="0"/>
+              <w:spacing w:before="0" w:after="283"/>
+              <w:jc w:val="left"/>
+              <w:rPr/>
+            </w:pPr>
+            <w:r>
+              <w:rPr/>
+              <w:t>Anita Johan (Managing Director)</w:t>
+            </w:r>
+          </w:p>
+        </w:tc>
+      </w:tr>
+      <w:tr>
+        <w:trPr/>
+        <w:tc>
+          <w:tcPr>
+            <w:tcW w:w="2606" w:type="dxa"/>
+            <w:tcBorders>
+              <w:left w:val="single" w:sz="6" w:space="0" w:color="BFC7D5"/>
+              <w:bottom w:val="single" w:sz="2" w:space="0" w:color="BFC7D5"/>
+              <w:right w:val="single" w:sz="6" w:space="0" w:color="BFC7D5"/>
+            </w:tcBorders>
+            <w:vAlign w:val="center"/>
+          </w:tcPr>
+          <w:p>
+            <w:pPr>
+              <w:pStyle w:val="TableContents"/>
+              <w:bidi w:val="0"/>
+              <w:spacing w:before="0" w:after="283"/>
+              <w:jc w:val="left"/>
+              <w:rPr/>
+            </w:pPr>
+            <w:r>
+              <w:rPr/>
+              <w:t>Approval date</w:t>
+            </w:r>
+          </w:p>
+        </w:tc>
+        <w:tc>
+          <w:tcPr>
+            <w:tcW w:w="8732" w:type="dxa"/>
+            <w:tcBorders>
+              <w:left w:val="single" w:sz="2" w:space="0" w:color="BFC7D5"/>
+              <w:bottom w:val="single" w:sz="2" w:space="0" w:color="BFC7D5"/>
+              <w:right w:val="single" w:sz="6" w:space="0" w:color="BFC7D5"/>
+            </w:tcBorders>
+            <w:vAlign w:val="center"/>
+          </w:tcPr>
+          <w:p>
+            <w:pPr>
+              <w:pStyle w:val="TableContents"/>
+              <w:bidi w:val="0"/>
+              <w:spacing w:before="0" w:after="283"/>
+              <w:jc w:val="left"/>
+              <w:rPr/>
+            </w:pPr>
+            <w:r>
+              <w:rPr/>
+              <w:t>2026-10-07</w:t>
+            </w:r>
+          </w:p>
+        </w:tc>
+      </w:tr>
+      <w:tr>
+        <w:trPr/>
+        <w:tc>
+          <w:tcPr>
+            <w:tcW w:w="2606" w:type="dxa"/>
+            <w:tcBorders>
+              <w:left w:val="single" w:sz="6" w:space="0" w:color="BFC7D5"/>
+              <w:bottom w:val="single" w:sz="6" w:space="0" w:color="BFC7D5"/>
+              <w:right w:val="single" w:sz="6" w:space="0" w:color="BFC7D5"/>
+            </w:tcBorders>
+            <w:vAlign w:val="center"/>
+          </w:tcPr>
+          <w:p>
+            <w:pPr>
+              <w:pStyle w:val="TableContents"/>
+              <w:bidi w:val="0"/>
+              <w:spacing w:before="0" w:after="283"/>
+              <w:jc w:val="left"/>
+              <w:rPr/>
+            </w:pPr>
+            <w:r>
+              <w:rPr/>
+              <w:t>Approval record</w:t>
+            </w:r>
+          </w:p>
+        </w:tc>
+        <w:tc>
+          <w:tcPr>
+            <w:tcW w:w="8732" w:type="dxa"/>
+            <w:tcBorders>
+              <w:left w:val="single" w:sz="2" w:space="0" w:color="BFC7D5"/>
+              <w:bottom w:val="single" w:sz="6" w:space="0" w:color="BFC7D5"/>
+              <w:right w:val="single" w:sz="6" w:space="0" w:color="BFC7D5"/>
+            </w:tcBorders>
+            <w:vAlign w:val="center"/>
+          </w:tcPr>
+          <w:p>
+            <w:pPr>
+              <w:pStyle w:val="TableContents"/>
+              <w:bidi w:val="0"/>
+              <w:spacing w:before="0" w:after="283"/>
+              <w:jc w:val="left"/>
+              <w:rPr/>
+            </w:pPr>
+            <w:r>
+              <w:rPr>
+                <w:rStyle w:val="SourceText"/>
+              </w:rPr>
+              <w:t>records/approvals/2026-10-07_AR-2026-001_document_approval.md</w:t>
             </w:r>
           </w:p>
         </w:tc>
@@ -368,20 +732,20 @@
     </w:p>
     <w:tbl>
       <w:tblPr>
-        <w:tblW w:w="11339" w:type="dxa"/>
+        <w:tblW w:w="5000" w:type="pct"/>
         <w:jc w:val="left"/>
-        <w:tblInd w:w="0" w:type="dxa"/>
+        <w:tblInd w:w="-7" w:type="dxa"/>
         <w:tblLayout w:type="fixed"/>
         <w:tblCellMar>
-          <w:top w:w="28" w:type="dxa"/>
-          <w:left w:w="28" w:type="dxa"/>
-          <w:bottom w:w="28" w:type="dxa"/>
-          <w:right w:w="28" w:type="dxa"/>
+          <w:top w:w="60" w:type="dxa"/>
+          <w:left w:w="60" w:type="dxa"/>
+          <w:bottom w:w="60" w:type="dxa"/>
+          <w:right w:w="60" w:type="dxa"/>
         </w:tblCellMar>
       </w:tblPr>
       <w:tblGrid>
-        <w:gridCol w:w="3410"/>
-        <w:gridCol w:w="7929"/>
+        <w:gridCol w:w="3432"/>
+        <w:gridCol w:w="7907"/>
       </w:tblGrid>
       <w:tr>
         <w:trPr>
@@ -389,44 +753,60 @@
         </w:trPr>
         <w:tc>
           <w:tcPr>
-            <w:tcW w:w="3410" w:type="dxa"/>
-            <w:tcBorders/>
+            <w:tcW w:w="3432" w:type="dxa"/>
+            <w:tcBorders>
+              <w:top w:val="single" w:sz="6" w:space="0" w:color="BFC7D5"/>
+              <w:left w:val="single" w:sz="6" w:space="0" w:color="BFC7D5"/>
+              <w:bottom w:val="single" w:sz="2" w:space="0" w:color="BFC7D5"/>
+              <w:right w:val="single" w:sz="6" w:space="0" w:color="BFC7D5"/>
+            </w:tcBorders>
+            <w:shd w:fill="1F3A5F" w:val="clear"/>
             <w:vAlign w:val="center"/>
           </w:tcPr>
           <w:p>
             <w:pPr>
               <w:pStyle w:val="TableHeading"/>
-              <w:suppressLineNumbers/>
-              <w:shd w:fill="1F3A5F" w:val="clear"/>
-              <w:bidi w:val="0"/>
-              <w:spacing w:before="0" w:after="283"/>
-              <w:jc w:val="center"/>
-              <w:rPr/>
-            </w:pPr>
-            <w:r>
-              <w:rPr/>
+              <w:bidi w:val="0"/>
+              <w:spacing w:before="0" w:after="283"/>
+              <w:jc w:val="left"/>
+              <w:rPr>
+                <w:color w:val="FFFFFF"/>
+              </w:rPr>
+            </w:pPr>
+            <w:r>
+              <w:rPr>
+                <w:color w:val="FFFFFF"/>
+              </w:rPr>
               <w:t>Field</w:t>
             </w:r>
           </w:p>
         </w:tc>
         <w:tc>
           <w:tcPr>
-            <w:tcW w:w="7929" w:type="dxa"/>
-            <w:tcBorders/>
+            <w:tcW w:w="7907" w:type="dxa"/>
+            <w:tcBorders>
+              <w:top w:val="single" w:sz="6" w:space="0" w:color="BFC7D5"/>
+              <w:left w:val="single" w:sz="2" w:space="0" w:color="BFC7D5"/>
+              <w:bottom w:val="single" w:sz="2" w:space="0" w:color="BFC7D5"/>
+              <w:right w:val="single" w:sz="6" w:space="0" w:color="BFC7D5"/>
+            </w:tcBorders>
+            <w:shd w:fill="1F3A5F" w:val="clear"/>
             <w:vAlign w:val="center"/>
           </w:tcPr>
           <w:p>
             <w:pPr>
               <w:pStyle w:val="TableHeading"/>
-              <w:suppressLineNumbers/>
-              <w:shd w:fill="1F3A5F" w:val="clear"/>
-              <w:bidi w:val="0"/>
-              <w:spacing w:before="0" w:after="283"/>
-              <w:jc w:val="center"/>
-              <w:rPr/>
-            </w:pPr>
-            <w:r>
-              <w:rPr/>
+              <w:bidi w:val="0"/>
+              <w:spacing w:before="0" w:after="283"/>
+              <w:jc w:val="left"/>
+              <w:rPr>
+                <w:color w:val="FFFFFF"/>
+              </w:rPr>
+            </w:pPr>
+            <w:r>
+              <w:rPr>
+                <w:color w:val="FFFFFF"/>
+              </w:rPr>
               <w:t>Entry</w:t>
             </w:r>
           </w:p>
@@ -436,8 +816,12 @@
         <w:trPr/>
         <w:tc>
           <w:tcPr>
-            <w:tcW w:w="3410" w:type="dxa"/>
-            <w:tcBorders/>
+            <w:tcW w:w="3432" w:type="dxa"/>
+            <w:tcBorders>
+              <w:left w:val="single" w:sz="6" w:space="0" w:color="BFC7D5"/>
+              <w:bottom w:val="single" w:sz="2" w:space="0" w:color="BFC7D5"/>
+              <w:right w:val="single" w:sz="6" w:space="0" w:color="BFC7D5"/>
+            </w:tcBorders>
             <w:vAlign w:val="center"/>
           </w:tcPr>
           <w:p>
@@ -456,8 +840,12 @@
         </w:tc>
         <w:tc>
           <w:tcPr>
-            <w:tcW w:w="7929" w:type="dxa"/>
-            <w:tcBorders/>
+            <w:tcW w:w="7907" w:type="dxa"/>
+            <w:tcBorders>
+              <w:left w:val="single" w:sz="2" w:space="0" w:color="BFC7D5"/>
+              <w:bottom w:val="single" w:sz="2" w:space="0" w:color="BFC7D5"/>
+              <w:right w:val="single" w:sz="6" w:space="0" w:color="BFC7D5"/>
+            </w:tcBorders>
             <w:vAlign w:val="center"/>
           </w:tcPr>
           <w:p>
@@ -481,8 +869,12 @@
         <w:trPr/>
         <w:tc>
           <w:tcPr>
-            <w:tcW w:w="3410" w:type="dxa"/>
-            <w:tcBorders/>
+            <w:tcW w:w="3432" w:type="dxa"/>
+            <w:tcBorders>
+              <w:left w:val="single" w:sz="6" w:space="0" w:color="BFC7D5"/>
+              <w:bottom w:val="single" w:sz="2" w:space="0" w:color="BFC7D5"/>
+              <w:right w:val="single" w:sz="6" w:space="0" w:color="BFC7D5"/>
+            </w:tcBorders>
             <w:vAlign w:val="center"/>
           </w:tcPr>
           <w:p>
@@ -501,8 +893,12 @@
         </w:tc>
         <w:tc>
           <w:tcPr>
-            <w:tcW w:w="7929" w:type="dxa"/>
-            <w:tcBorders/>
+            <w:tcW w:w="7907" w:type="dxa"/>
+            <w:tcBorders>
+              <w:left w:val="single" w:sz="2" w:space="0" w:color="BFC7D5"/>
+              <w:bottom w:val="single" w:sz="2" w:space="0" w:color="BFC7D5"/>
+              <w:right w:val="single" w:sz="6" w:space="0" w:color="BFC7D5"/>
+            </w:tcBorders>
             <w:vAlign w:val="center"/>
           </w:tcPr>
           <w:p>
@@ -526,8 +922,12 @@
         <w:trPr/>
         <w:tc>
           <w:tcPr>
-            <w:tcW w:w="3410" w:type="dxa"/>
-            <w:tcBorders/>
+            <w:tcW w:w="3432" w:type="dxa"/>
+            <w:tcBorders>
+              <w:left w:val="single" w:sz="6" w:space="0" w:color="BFC7D5"/>
+              <w:bottom w:val="single" w:sz="2" w:space="0" w:color="BFC7D5"/>
+              <w:right w:val="single" w:sz="6" w:space="0" w:color="BFC7D5"/>
+            </w:tcBorders>
             <w:vAlign w:val="center"/>
           </w:tcPr>
           <w:p>
@@ -546,8 +946,12 @@
         </w:tc>
         <w:tc>
           <w:tcPr>
-            <w:tcW w:w="7929" w:type="dxa"/>
-            <w:tcBorders/>
+            <w:tcW w:w="7907" w:type="dxa"/>
+            <w:tcBorders>
+              <w:left w:val="single" w:sz="2" w:space="0" w:color="BFC7D5"/>
+              <w:bottom w:val="single" w:sz="2" w:space="0" w:color="BFC7D5"/>
+              <w:right w:val="single" w:sz="6" w:space="0" w:color="BFC7D5"/>
+            </w:tcBorders>
             <w:vAlign w:val="center"/>
           </w:tcPr>
           <w:p>
@@ -571,8 +975,12 @@
         <w:trPr/>
         <w:tc>
           <w:tcPr>
-            <w:tcW w:w="3410" w:type="dxa"/>
-            <w:tcBorders/>
+            <w:tcW w:w="3432" w:type="dxa"/>
+            <w:tcBorders>
+              <w:left w:val="single" w:sz="6" w:space="0" w:color="BFC7D5"/>
+              <w:bottom w:val="single" w:sz="2" w:space="0" w:color="BFC7D5"/>
+              <w:right w:val="single" w:sz="6" w:space="0" w:color="BFC7D5"/>
+            </w:tcBorders>
             <w:vAlign w:val="center"/>
           </w:tcPr>
           <w:p>
@@ -591,8 +999,12 @@
         </w:tc>
         <w:tc>
           <w:tcPr>
-            <w:tcW w:w="7929" w:type="dxa"/>
-            <w:tcBorders/>
+            <w:tcW w:w="7907" w:type="dxa"/>
+            <w:tcBorders>
+              <w:left w:val="single" w:sz="2" w:space="0" w:color="BFC7D5"/>
+              <w:bottom w:val="single" w:sz="2" w:space="0" w:color="BFC7D5"/>
+              <w:right w:val="single" w:sz="6" w:space="0" w:color="BFC7D5"/>
+            </w:tcBorders>
             <w:vAlign w:val="center"/>
           </w:tcPr>
           <w:p>
@@ -618,8 +1030,12 @@
         <w:trPr/>
         <w:tc>
           <w:tcPr>
-            <w:tcW w:w="3410" w:type="dxa"/>
-            <w:tcBorders/>
+            <w:tcW w:w="3432" w:type="dxa"/>
+            <w:tcBorders>
+              <w:left w:val="single" w:sz="6" w:space="0" w:color="BFC7D5"/>
+              <w:bottom w:val="single" w:sz="2" w:space="0" w:color="BFC7D5"/>
+              <w:right w:val="single" w:sz="6" w:space="0" w:color="BFC7D5"/>
+            </w:tcBorders>
             <w:vAlign w:val="center"/>
           </w:tcPr>
           <w:p>
@@ -638,8 +1054,12 @@
         </w:tc>
         <w:tc>
           <w:tcPr>
-            <w:tcW w:w="7929" w:type="dxa"/>
-            <w:tcBorders/>
+            <w:tcW w:w="7907" w:type="dxa"/>
+            <w:tcBorders>
+              <w:left w:val="single" w:sz="2" w:space="0" w:color="BFC7D5"/>
+              <w:bottom w:val="single" w:sz="2" w:space="0" w:color="BFC7D5"/>
+              <w:right w:val="single" w:sz="6" w:space="0" w:color="BFC7D5"/>
+            </w:tcBorders>
             <w:vAlign w:val="center"/>
           </w:tcPr>
           <w:p>
@@ -663,8 +1083,12 @@
         <w:trPr/>
         <w:tc>
           <w:tcPr>
-            <w:tcW w:w="3410" w:type="dxa"/>
-            <w:tcBorders/>
+            <w:tcW w:w="3432" w:type="dxa"/>
+            <w:tcBorders>
+              <w:left w:val="single" w:sz="6" w:space="0" w:color="BFC7D5"/>
+              <w:bottom w:val="single" w:sz="6" w:space="0" w:color="BFC7D5"/>
+              <w:right w:val="single" w:sz="6" w:space="0" w:color="BFC7D5"/>
+            </w:tcBorders>
             <w:vAlign w:val="center"/>
           </w:tcPr>
           <w:p>
@@ -683,8 +1107,12 @@
         </w:tc>
         <w:tc>
           <w:tcPr>
-            <w:tcW w:w="7929" w:type="dxa"/>
-            <w:tcBorders/>
+            <w:tcW w:w="7907" w:type="dxa"/>
+            <w:tcBorders>
+              <w:left w:val="single" w:sz="2" w:space="0" w:color="BFC7D5"/>
+              <w:bottom w:val="single" w:sz="6" w:space="0" w:color="BFC7D5"/>
+              <w:right w:val="single" w:sz="6" w:space="0" w:color="BFC7D5"/>
+            </w:tcBorders>
             <w:vAlign w:val="center"/>
           </w:tcPr>
           <w:p>
@@ -721,20 +1149,20 @@
     </w:p>
     <w:tbl>
       <w:tblPr>
-        <w:tblW w:w="7202" w:type="dxa"/>
+        <w:tblW w:w="5000" w:type="pct"/>
         <w:jc w:val="left"/>
-        <w:tblInd w:w="0" w:type="dxa"/>
+        <w:tblInd w:w="-7" w:type="dxa"/>
         <w:tblLayout w:type="fixed"/>
         <w:tblCellMar>
-          <w:top w:w="28" w:type="dxa"/>
-          <w:left w:w="28" w:type="dxa"/>
-          <w:bottom w:w="28" w:type="dxa"/>
-          <w:right w:w="28" w:type="dxa"/>
+          <w:top w:w="60" w:type="dxa"/>
+          <w:left w:w="60" w:type="dxa"/>
+          <w:bottom w:w="60" w:type="dxa"/>
+          <w:right w:w="60" w:type="dxa"/>
         </w:tblCellMar>
       </w:tblPr>
       <w:tblGrid>
-        <w:gridCol w:w="2851"/>
-        <w:gridCol w:w="4351"/>
+        <w:gridCol w:w="4517"/>
+        <w:gridCol w:w="6821"/>
       </w:tblGrid>
       <w:tr>
         <w:trPr>
@@ -742,44 +1170,60 @@
         </w:trPr>
         <w:tc>
           <w:tcPr>
-            <w:tcW w:w="2851" w:type="dxa"/>
-            <w:tcBorders/>
+            <w:tcW w:w="4517" w:type="dxa"/>
+            <w:tcBorders>
+              <w:top w:val="single" w:sz="6" w:space="0" w:color="BFC7D5"/>
+              <w:left w:val="single" w:sz="6" w:space="0" w:color="BFC7D5"/>
+              <w:bottom w:val="single" w:sz="2" w:space="0" w:color="BFC7D5"/>
+              <w:right w:val="single" w:sz="6" w:space="0" w:color="BFC7D5"/>
+            </w:tcBorders>
+            <w:shd w:fill="1F3A5F" w:val="clear"/>
             <w:vAlign w:val="center"/>
           </w:tcPr>
           <w:p>
             <w:pPr>
               <w:pStyle w:val="TableHeading"/>
-              <w:suppressLineNumbers/>
-              <w:shd w:fill="1F3A5F" w:val="clear"/>
-              <w:bidi w:val="0"/>
-              <w:spacing w:before="0" w:after="283"/>
-              <w:jc w:val="center"/>
-              <w:rPr/>
-            </w:pPr>
-            <w:r>
-              <w:rPr/>
+              <w:bidi w:val="0"/>
+              <w:spacing w:before="0" w:after="283"/>
+              <w:jc w:val="left"/>
+              <w:rPr>
+                <w:color w:val="FFFFFF"/>
+              </w:rPr>
+            </w:pPr>
+            <w:r>
+              <w:rPr>
+                <w:color w:val="FFFFFF"/>
+              </w:rPr>
               <w:t>Field</w:t>
             </w:r>
           </w:p>
         </w:tc>
         <w:tc>
           <w:tcPr>
-            <w:tcW w:w="4351" w:type="dxa"/>
-            <w:tcBorders/>
+            <w:tcW w:w="6821" w:type="dxa"/>
+            <w:tcBorders>
+              <w:top w:val="single" w:sz="6" w:space="0" w:color="BFC7D5"/>
+              <w:left w:val="single" w:sz="2" w:space="0" w:color="BFC7D5"/>
+              <w:bottom w:val="single" w:sz="2" w:space="0" w:color="BFC7D5"/>
+              <w:right w:val="single" w:sz="6" w:space="0" w:color="BFC7D5"/>
+            </w:tcBorders>
+            <w:shd w:fill="1F3A5F" w:val="clear"/>
             <w:vAlign w:val="center"/>
           </w:tcPr>
           <w:p>
             <w:pPr>
               <w:pStyle w:val="TableHeading"/>
-              <w:suppressLineNumbers/>
-              <w:shd w:fill="1F3A5F" w:val="clear"/>
-              <w:bidi w:val="0"/>
-              <w:spacing w:before="0" w:after="283"/>
-              <w:jc w:val="center"/>
-              <w:rPr/>
-            </w:pPr>
-            <w:r>
-              <w:rPr/>
+              <w:bidi w:val="0"/>
+              <w:spacing w:before="0" w:after="283"/>
+              <w:jc w:val="left"/>
+              <w:rPr>
+                <w:color w:val="FFFFFF"/>
+              </w:rPr>
+            </w:pPr>
+            <w:r>
+              <w:rPr>
+                <w:color w:val="FFFFFF"/>
+              </w:rPr>
               <w:t>Entry</w:t>
             </w:r>
           </w:p>
@@ -789,8 +1233,12 @@
         <w:trPr/>
         <w:tc>
           <w:tcPr>
-            <w:tcW w:w="2851" w:type="dxa"/>
-            <w:tcBorders/>
+            <w:tcW w:w="4517" w:type="dxa"/>
+            <w:tcBorders>
+              <w:left w:val="single" w:sz="6" w:space="0" w:color="BFC7D5"/>
+              <w:bottom w:val="single" w:sz="2" w:space="0" w:color="BFC7D5"/>
+              <w:right w:val="single" w:sz="6" w:space="0" w:color="BFC7D5"/>
+            </w:tcBorders>
             <w:vAlign w:val="center"/>
           </w:tcPr>
           <w:p>
@@ -809,8 +1257,12 @@
         </w:tc>
         <w:tc>
           <w:tcPr>
-            <w:tcW w:w="4351" w:type="dxa"/>
-            <w:tcBorders/>
+            <w:tcW w:w="6821" w:type="dxa"/>
+            <w:tcBorders>
+              <w:left w:val="single" w:sz="2" w:space="0" w:color="BFC7D5"/>
+              <w:bottom w:val="single" w:sz="2" w:space="0" w:color="BFC7D5"/>
+              <w:right w:val="single" w:sz="6" w:space="0" w:color="BFC7D5"/>
+            </w:tcBorders>
             <w:vAlign w:val="center"/>
           </w:tcPr>
           <w:p>
@@ -834,8 +1286,12 @@
         <w:trPr/>
         <w:tc>
           <w:tcPr>
-            <w:tcW w:w="2851" w:type="dxa"/>
-            <w:tcBorders/>
+            <w:tcW w:w="4517" w:type="dxa"/>
+            <w:tcBorders>
+              <w:left w:val="single" w:sz="6" w:space="0" w:color="BFC7D5"/>
+              <w:bottom w:val="single" w:sz="2" w:space="0" w:color="BFC7D5"/>
+              <w:right w:val="single" w:sz="6" w:space="0" w:color="BFC7D5"/>
+            </w:tcBorders>
             <w:vAlign w:val="center"/>
           </w:tcPr>
           <w:p>
@@ -854,8 +1310,12 @@
         </w:tc>
         <w:tc>
           <w:tcPr>
-            <w:tcW w:w="4351" w:type="dxa"/>
-            <w:tcBorders/>
+            <w:tcW w:w="6821" w:type="dxa"/>
+            <w:tcBorders>
+              <w:left w:val="single" w:sz="2" w:space="0" w:color="BFC7D5"/>
+              <w:bottom w:val="single" w:sz="2" w:space="0" w:color="BFC7D5"/>
+              <w:right w:val="single" w:sz="6" w:space="0" w:color="BFC7D5"/>
+            </w:tcBorders>
             <w:vAlign w:val="center"/>
           </w:tcPr>
           <w:p>
@@ -879,8 +1339,12 @@
         <w:trPr/>
         <w:tc>
           <w:tcPr>
-            <w:tcW w:w="2851" w:type="dxa"/>
-            <w:tcBorders/>
+            <w:tcW w:w="4517" w:type="dxa"/>
+            <w:tcBorders>
+              <w:left w:val="single" w:sz="6" w:space="0" w:color="BFC7D5"/>
+              <w:bottom w:val="single" w:sz="6" w:space="0" w:color="BFC7D5"/>
+              <w:right w:val="single" w:sz="6" w:space="0" w:color="BFC7D5"/>
+            </w:tcBorders>
             <w:vAlign w:val="center"/>
           </w:tcPr>
           <w:p>
@@ -899,8 +1363,12 @@
         </w:tc>
         <w:tc>
           <w:tcPr>
-            <w:tcW w:w="4351" w:type="dxa"/>
-            <w:tcBorders/>
+            <w:tcW w:w="6821" w:type="dxa"/>
+            <w:tcBorders>
+              <w:left w:val="single" w:sz="2" w:space="0" w:color="BFC7D5"/>
+              <w:bottom w:val="single" w:sz="6" w:space="0" w:color="BFC7D5"/>
+              <w:right w:val="single" w:sz="6" w:space="0" w:color="BFC7D5"/>
+            </w:tcBorders>
             <w:vAlign w:val="center"/>
           </w:tcPr>
           <w:p>
@@ -935,20 +1403,20 @@
     </w:p>
     <w:tbl>
       <w:tblPr>
-        <w:tblW w:w="9452" w:type="dxa"/>
+        <w:tblW w:w="5000" w:type="pct"/>
         <w:jc w:val="left"/>
-        <w:tblInd w:w="0" w:type="dxa"/>
+        <w:tblInd w:w="-7" w:type="dxa"/>
         <w:tblLayout w:type="fixed"/>
         <w:tblCellMar>
-          <w:top w:w="28" w:type="dxa"/>
-          <w:left w:w="28" w:type="dxa"/>
-          <w:bottom w:w="28" w:type="dxa"/>
-          <w:right w:w="28" w:type="dxa"/>
+          <w:top w:w="60" w:type="dxa"/>
+          <w:left w:w="60" w:type="dxa"/>
+          <w:bottom w:w="60" w:type="dxa"/>
+          <w:right w:w="60" w:type="dxa"/>
         </w:tblCellMar>
       </w:tblPr>
       <w:tblGrid>
-        <w:gridCol w:w="3916"/>
-        <w:gridCol w:w="5536"/>
+        <w:gridCol w:w="4719"/>
+        <w:gridCol w:w="6619"/>
       </w:tblGrid>
       <w:tr>
         <w:trPr>
@@ -956,44 +1424,60 @@
         </w:trPr>
         <w:tc>
           <w:tcPr>
-            <w:tcW w:w="3916" w:type="dxa"/>
-            <w:tcBorders/>
+            <w:tcW w:w="4719" w:type="dxa"/>
+            <w:tcBorders>
+              <w:top w:val="single" w:sz="6" w:space="0" w:color="BFC7D5"/>
+              <w:left w:val="single" w:sz="6" w:space="0" w:color="BFC7D5"/>
+              <w:bottom w:val="single" w:sz="2" w:space="0" w:color="BFC7D5"/>
+              <w:right w:val="single" w:sz="6" w:space="0" w:color="BFC7D5"/>
+            </w:tcBorders>
+            <w:shd w:fill="1F3A5F" w:val="clear"/>
             <w:vAlign w:val="center"/>
           </w:tcPr>
           <w:p>
             <w:pPr>
               <w:pStyle w:val="TableHeading"/>
-              <w:suppressLineNumbers/>
-              <w:shd w:fill="1F3A5F" w:val="clear"/>
-              <w:bidi w:val="0"/>
-              <w:spacing w:before="0" w:after="283"/>
-              <w:jc w:val="center"/>
-              <w:rPr/>
-            </w:pPr>
-            <w:r>
-              <w:rPr/>
+              <w:bidi w:val="0"/>
+              <w:spacing w:before="0" w:after="283"/>
+              <w:jc w:val="left"/>
+              <w:rPr>
+                <w:color w:val="FFFFFF"/>
+              </w:rPr>
+            </w:pPr>
+            <w:r>
+              <w:rPr>
+                <w:color w:val="FFFFFF"/>
+              </w:rPr>
               <w:t>Field</w:t>
             </w:r>
           </w:p>
         </w:tc>
         <w:tc>
           <w:tcPr>
-            <w:tcW w:w="5536" w:type="dxa"/>
-            <w:tcBorders/>
+            <w:tcW w:w="6619" w:type="dxa"/>
+            <w:tcBorders>
+              <w:top w:val="single" w:sz="6" w:space="0" w:color="BFC7D5"/>
+              <w:left w:val="single" w:sz="2" w:space="0" w:color="BFC7D5"/>
+              <w:bottom w:val="single" w:sz="2" w:space="0" w:color="BFC7D5"/>
+              <w:right w:val="single" w:sz="6" w:space="0" w:color="BFC7D5"/>
+            </w:tcBorders>
+            <w:shd w:fill="1F3A5F" w:val="clear"/>
             <w:vAlign w:val="center"/>
           </w:tcPr>
           <w:p>
             <w:pPr>
               <w:pStyle w:val="TableHeading"/>
-              <w:suppressLineNumbers/>
-              <w:shd w:fill="1F3A5F" w:val="clear"/>
-              <w:bidi w:val="0"/>
-              <w:spacing w:before="0" w:after="283"/>
-              <w:jc w:val="center"/>
-              <w:rPr/>
-            </w:pPr>
-            <w:r>
-              <w:rPr/>
+              <w:bidi w:val="0"/>
+              <w:spacing w:before="0" w:after="283"/>
+              <w:jc w:val="left"/>
+              <w:rPr>
+                <w:color w:val="FFFFFF"/>
+              </w:rPr>
+            </w:pPr>
+            <w:r>
+              <w:rPr>
+                <w:color w:val="FFFFFF"/>
+              </w:rPr>
               <w:t>Entry</w:t>
             </w:r>
           </w:p>
@@ -1003,8 +1487,12 @@
         <w:trPr/>
         <w:tc>
           <w:tcPr>
-            <w:tcW w:w="3916" w:type="dxa"/>
-            <w:tcBorders/>
+            <w:tcW w:w="4719" w:type="dxa"/>
+            <w:tcBorders>
+              <w:left w:val="single" w:sz="6" w:space="0" w:color="BFC7D5"/>
+              <w:bottom w:val="single" w:sz="2" w:space="0" w:color="BFC7D5"/>
+              <w:right w:val="single" w:sz="6" w:space="0" w:color="BFC7D5"/>
+            </w:tcBorders>
             <w:vAlign w:val="center"/>
           </w:tcPr>
           <w:p>
@@ -1023,8 +1511,12 @@
         </w:tc>
         <w:tc>
           <w:tcPr>
-            <w:tcW w:w="5536" w:type="dxa"/>
-            <w:tcBorders/>
+            <w:tcW w:w="6619" w:type="dxa"/>
+            <w:tcBorders>
+              <w:left w:val="single" w:sz="2" w:space="0" w:color="BFC7D5"/>
+              <w:bottom w:val="single" w:sz="2" w:space="0" w:color="BFC7D5"/>
+              <w:right w:val="single" w:sz="6" w:space="0" w:color="BFC7D5"/>
+            </w:tcBorders>
             <w:vAlign w:val="center"/>
           </w:tcPr>
           <w:p>
@@ -1048,8 +1540,12 @@
         <w:trPr/>
         <w:tc>
           <w:tcPr>
-            <w:tcW w:w="3916" w:type="dxa"/>
-            <w:tcBorders/>
+            <w:tcW w:w="4719" w:type="dxa"/>
+            <w:tcBorders>
+              <w:left w:val="single" w:sz="6" w:space="0" w:color="BFC7D5"/>
+              <w:bottom w:val="single" w:sz="2" w:space="0" w:color="BFC7D5"/>
+              <w:right w:val="single" w:sz="6" w:space="0" w:color="BFC7D5"/>
+            </w:tcBorders>
             <w:vAlign w:val="center"/>
           </w:tcPr>
           <w:p>
@@ -1078,8 +1574,12 @@
         </w:tc>
         <w:tc>
           <w:tcPr>
-            <w:tcW w:w="5536" w:type="dxa"/>
-            <w:tcBorders/>
+            <w:tcW w:w="6619" w:type="dxa"/>
+            <w:tcBorders>
+              <w:left w:val="single" w:sz="2" w:space="0" w:color="BFC7D5"/>
+              <w:bottom w:val="single" w:sz="2" w:space="0" w:color="BFC7D5"/>
+              <w:right w:val="single" w:sz="6" w:space="0" w:color="BFC7D5"/>
+            </w:tcBorders>
             <w:vAlign w:val="center"/>
           </w:tcPr>
           <w:p>
@@ -1103,8 +1603,12 @@
         <w:trPr/>
         <w:tc>
           <w:tcPr>
-            <w:tcW w:w="3916" w:type="dxa"/>
-            <w:tcBorders/>
+            <w:tcW w:w="4719" w:type="dxa"/>
+            <w:tcBorders>
+              <w:left w:val="single" w:sz="6" w:space="0" w:color="BFC7D5"/>
+              <w:bottom w:val="single" w:sz="2" w:space="0" w:color="BFC7D5"/>
+              <w:right w:val="single" w:sz="6" w:space="0" w:color="BFC7D5"/>
+            </w:tcBorders>
             <w:vAlign w:val="center"/>
           </w:tcPr>
           <w:p>
@@ -1123,8 +1627,12 @@
         </w:tc>
         <w:tc>
           <w:tcPr>
-            <w:tcW w:w="5536" w:type="dxa"/>
-            <w:tcBorders/>
+            <w:tcW w:w="6619" w:type="dxa"/>
+            <w:tcBorders>
+              <w:left w:val="single" w:sz="2" w:space="0" w:color="BFC7D5"/>
+              <w:bottom w:val="single" w:sz="2" w:space="0" w:color="BFC7D5"/>
+              <w:right w:val="single" w:sz="6" w:space="0" w:color="BFC7D5"/>
+            </w:tcBorders>
             <w:vAlign w:val="center"/>
           </w:tcPr>
           <w:p>
@@ -1162,8 +1670,12 @@
         <w:trPr/>
         <w:tc>
           <w:tcPr>
-            <w:tcW w:w="3916" w:type="dxa"/>
-            <w:tcBorders/>
+            <w:tcW w:w="4719" w:type="dxa"/>
+            <w:tcBorders>
+              <w:left w:val="single" w:sz="6" w:space="0" w:color="BFC7D5"/>
+              <w:bottom w:val="single" w:sz="2" w:space="0" w:color="BFC7D5"/>
+              <w:right w:val="single" w:sz="6" w:space="0" w:color="BFC7D5"/>
+            </w:tcBorders>
             <w:vAlign w:val="center"/>
           </w:tcPr>
           <w:p>
@@ -1182,8 +1694,12 @@
         </w:tc>
         <w:tc>
           <w:tcPr>
-            <w:tcW w:w="5536" w:type="dxa"/>
-            <w:tcBorders/>
+            <w:tcW w:w="6619" w:type="dxa"/>
+            <w:tcBorders>
+              <w:left w:val="single" w:sz="2" w:space="0" w:color="BFC7D5"/>
+              <w:bottom w:val="single" w:sz="2" w:space="0" w:color="BFC7D5"/>
+              <w:right w:val="single" w:sz="6" w:space="0" w:color="BFC7D5"/>
+            </w:tcBorders>
             <w:vAlign w:val="center"/>
           </w:tcPr>
           <w:p>
@@ -1215,8 +1731,12 @@
         <w:trPr/>
         <w:tc>
           <w:tcPr>
-            <w:tcW w:w="3916" w:type="dxa"/>
-            <w:tcBorders/>
+            <w:tcW w:w="4719" w:type="dxa"/>
+            <w:tcBorders>
+              <w:left w:val="single" w:sz="6" w:space="0" w:color="BFC7D5"/>
+              <w:bottom w:val="single" w:sz="2" w:space="0" w:color="BFC7D5"/>
+              <w:right w:val="single" w:sz="6" w:space="0" w:color="BFC7D5"/>
+            </w:tcBorders>
             <w:vAlign w:val="center"/>
           </w:tcPr>
           <w:p>
@@ -1235,8 +1755,12 @@
         </w:tc>
         <w:tc>
           <w:tcPr>
-            <w:tcW w:w="5536" w:type="dxa"/>
-            <w:tcBorders/>
+            <w:tcW w:w="6619" w:type="dxa"/>
+            <w:tcBorders>
+              <w:left w:val="single" w:sz="2" w:space="0" w:color="BFC7D5"/>
+              <w:bottom w:val="single" w:sz="2" w:space="0" w:color="BFC7D5"/>
+              <w:right w:val="single" w:sz="6" w:space="0" w:color="BFC7D5"/>
+            </w:tcBorders>
             <w:vAlign w:val="center"/>
           </w:tcPr>
           <w:p>
@@ -1268,8 +1792,12 @@
         <w:trPr/>
         <w:tc>
           <w:tcPr>
-            <w:tcW w:w="3916" w:type="dxa"/>
-            <w:tcBorders/>
+            <w:tcW w:w="4719" w:type="dxa"/>
+            <w:tcBorders>
+              <w:left w:val="single" w:sz="6" w:space="0" w:color="BFC7D5"/>
+              <w:bottom w:val="single" w:sz="6" w:space="0" w:color="BFC7D5"/>
+              <w:right w:val="single" w:sz="6" w:space="0" w:color="BFC7D5"/>
+            </w:tcBorders>
             <w:vAlign w:val="center"/>
           </w:tcPr>
           <w:p>
@@ -1288,8 +1816,12 @@
         </w:tc>
         <w:tc>
           <w:tcPr>
-            <w:tcW w:w="5536" w:type="dxa"/>
-            <w:tcBorders/>
+            <w:tcW w:w="6619" w:type="dxa"/>
+            <w:tcBorders>
+              <w:left w:val="single" w:sz="2" w:space="0" w:color="BFC7D5"/>
+              <w:bottom w:val="single" w:sz="6" w:space="0" w:color="BFC7D5"/>
+              <w:right w:val="single" w:sz="6" w:space="0" w:color="BFC7D5"/>
+            </w:tcBorders>
             <w:vAlign w:val="center"/>
           </w:tcPr>
           <w:p>
@@ -1324,20 +1856,20 @@
     </w:p>
     <w:tbl>
       <w:tblPr>
-        <w:tblW w:w="8867" w:type="dxa"/>
+        <w:tblW w:w="5000" w:type="pct"/>
         <w:jc w:val="left"/>
-        <w:tblInd w:w="0" w:type="dxa"/>
+        <w:tblInd w:w="-7" w:type="dxa"/>
         <w:tblLayout w:type="fixed"/>
         <w:tblCellMar>
-          <w:top w:w="28" w:type="dxa"/>
-          <w:left w:w="28" w:type="dxa"/>
-          <w:bottom w:w="28" w:type="dxa"/>
-          <w:right w:w="28" w:type="dxa"/>
+          <w:top w:w="60" w:type="dxa"/>
+          <w:left w:w="60" w:type="dxa"/>
+          <w:bottom w:w="60" w:type="dxa"/>
+          <w:right w:w="60" w:type="dxa"/>
         </w:tblCellMar>
       </w:tblPr>
       <w:tblGrid>
-        <w:gridCol w:w="2956"/>
-        <w:gridCol w:w="5911"/>
+        <w:gridCol w:w="3806"/>
+        <w:gridCol w:w="7532"/>
       </w:tblGrid>
       <w:tr>
         <w:trPr>
@@ -1345,44 +1877,60 @@
         </w:trPr>
         <w:tc>
           <w:tcPr>
-            <w:tcW w:w="2956" w:type="dxa"/>
-            <w:tcBorders/>
+            <w:tcW w:w="3806" w:type="dxa"/>
+            <w:tcBorders>
+              <w:top w:val="single" w:sz="6" w:space="0" w:color="BFC7D5"/>
+              <w:left w:val="single" w:sz="6" w:space="0" w:color="BFC7D5"/>
+              <w:bottom w:val="single" w:sz="2" w:space="0" w:color="BFC7D5"/>
+              <w:right w:val="single" w:sz="6" w:space="0" w:color="BFC7D5"/>
+            </w:tcBorders>
+            <w:shd w:fill="1F3A5F" w:val="clear"/>
             <w:vAlign w:val="center"/>
           </w:tcPr>
           <w:p>
             <w:pPr>
               <w:pStyle w:val="TableHeading"/>
-              <w:suppressLineNumbers/>
-              <w:shd w:fill="1F3A5F" w:val="clear"/>
-              <w:bidi w:val="0"/>
-              <w:spacing w:before="0" w:after="283"/>
-              <w:jc w:val="center"/>
-              <w:rPr/>
-            </w:pPr>
-            <w:r>
-              <w:rPr/>
+              <w:bidi w:val="0"/>
+              <w:spacing w:before="0" w:after="283"/>
+              <w:jc w:val="left"/>
+              <w:rPr>
+                <w:color w:val="FFFFFF"/>
+              </w:rPr>
+            </w:pPr>
+            <w:r>
+              <w:rPr>
+                <w:color w:val="FFFFFF"/>
+              </w:rPr>
               <w:t>Field</w:t>
             </w:r>
           </w:p>
         </w:tc>
         <w:tc>
           <w:tcPr>
-            <w:tcW w:w="5911" w:type="dxa"/>
-            <w:tcBorders/>
+            <w:tcW w:w="7532" w:type="dxa"/>
+            <w:tcBorders>
+              <w:top w:val="single" w:sz="6" w:space="0" w:color="BFC7D5"/>
+              <w:left w:val="single" w:sz="2" w:space="0" w:color="BFC7D5"/>
+              <w:bottom w:val="single" w:sz="2" w:space="0" w:color="BFC7D5"/>
+              <w:right w:val="single" w:sz="6" w:space="0" w:color="BFC7D5"/>
+            </w:tcBorders>
+            <w:shd w:fill="1F3A5F" w:val="clear"/>
             <w:vAlign w:val="center"/>
           </w:tcPr>
           <w:p>
             <w:pPr>
               <w:pStyle w:val="TableHeading"/>
-              <w:suppressLineNumbers/>
-              <w:shd w:fill="1F3A5F" w:val="clear"/>
-              <w:bidi w:val="0"/>
-              <w:spacing w:before="0" w:after="283"/>
-              <w:jc w:val="center"/>
-              <w:rPr/>
-            </w:pPr>
-            <w:r>
-              <w:rPr/>
+              <w:bidi w:val="0"/>
+              <w:spacing w:before="0" w:after="283"/>
+              <w:jc w:val="left"/>
+              <w:rPr>
+                <w:color w:val="FFFFFF"/>
+              </w:rPr>
+            </w:pPr>
+            <w:r>
+              <w:rPr>
+                <w:color w:val="FFFFFF"/>
+              </w:rPr>
               <w:t>Entry</w:t>
             </w:r>
           </w:p>
@@ -1392,8 +1940,12 @@
         <w:trPr/>
         <w:tc>
           <w:tcPr>
-            <w:tcW w:w="2956" w:type="dxa"/>
-            <w:tcBorders/>
+            <w:tcW w:w="3806" w:type="dxa"/>
+            <w:tcBorders>
+              <w:left w:val="single" w:sz="6" w:space="0" w:color="BFC7D5"/>
+              <w:bottom w:val="single" w:sz="2" w:space="0" w:color="BFC7D5"/>
+              <w:right w:val="single" w:sz="6" w:space="0" w:color="BFC7D5"/>
+            </w:tcBorders>
             <w:vAlign w:val="center"/>
           </w:tcPr>
           <w:p>
@@ -1412,8 +1964,12 @@
         </w:tc>
         <w:tc>
           <w:tcPr>
-            <w:tcW w:w="5911" w:type="dxa"/>
-            <w:tcBorders/>
+            <w:tcW w:w="7532" w:type="dxa"/>
+            <w:tcBorders>
+              <w:left w:val="single" w:sz="2" w:space="0" w:color="BFC7D5"/>
+              <w:bottom w:val="single" w:sz="2" w:space="0" w:color="BFC7D5"/>
+              <w:right w:val="single" w:sz="6" w:space="0" w:color="BFC7D5"/>
+            </w:tcBorders>
             <w:vAlign w:val="center"/>
           </w:tcPr>
           <w:p>
@@ -1437,8 +1993,12 @@
         <w:trPr/>
         <w:tc>
           <w:tcPr>
-            <w:tcW w:w="2956" w:type="dxa"/>
-            <w:tcBorders/>
+            <w:tcW w:w="3806" w:type="dxa"/>
+            <w:tcBorders>
+              <w:left w:val="single" w:sz="6" w:space="0" w:color="BFC7D5"/>
+              <w:bottom w:val="single" w:sz="2" w:space="0" w:color="BFC7D5"/>
+              <w:right w:val="single" w:sz="6" w:space="0" w:color="BFC7D5"/>
+            </w:tcBorders>
             <w:vAlign w:val="center"/>
           </w:tcPr>
           <w:p>
@@ -1457,8 +2017,12 @@
         </w:tc>
         <w:tc>
           <w:tcPr>
-            <w:tcW w:w="5911" w:type="dxa"/>
-            <w:tcBorders/>
+            <w:tcW w:w="7532" w:type="dxa"/>
+            <w:tcBorders>
+              <w:left w:val="single" w:sz="2" w:space="0" w:color="BFC7D5"/>
+              <w:bottom w:val="single" w:sz="2" w:space="0" w:color="BFC7D5"/>
+              <w:right w:val="single" w:sz="6" w:space="0" w:color="BFC7D5"/>
+            </w:tcBorders>
             <w:vAlign w:val="center"/>
           </w:tcPr>
           <w:p>
@@ -1492,8 +2056,12 @@
         <w:trPr/>
         <w:tc>
           <w:tcPr>
-            <w:tcW w:w="2956" w:type="dxa"/>
-            <w:tcBorders/>
+            <w:tcW w:w="3806" w:type="dxa"/>
+            <w:tcBorders>
+              <w:left w:val="single" w:sz="6" w:space="0" w:color="BFC7D5"/>
+              <w:bottom w:val="single" w:sz="2" w:space="0" w:color="BFC7D5"/>
+              <w:right w:val="single" w:sz="6" w:space="0" w:color="BFC7D5"/>
+            </w:tcBorders>
             <w:vAlign w:val="center"/>
           </w:tcPr>
           <w:p>
@@ -1512,8 +2080,12 @@
         </w:tc>
         <w:tc>
           <w:tcPr>
-            <w:tcW w:w="5911" w:type="dxa"/>
-            <w:tcBorders/>
+            <w:tcW w:w="7532" w:type="dxa"/>
+            <w:tcBorders>
+              <w:left w:val="single" w:sz="2" w:space="0" w:color="BFC7D5"/>
+              <w:bottom w:val="single" w:sz="2" w:space="0" w:color="BFC7D5"/>
+              <w:right w:val="single" w:sz="6" w:space="0" w:color="BFC7D5"/>
+            </w:tcBorders>
             <w:vAlign w:val="center"/>
           </w:tcPr>
           <w:p>
@@ -1537,8 +2109,12 @@
         <w:trPr/>
         <w:tc>
           <w:tcPr>
-            <w:tcW w:w="2956" w:type="dxa"/>
-            <w:tcBorders/>
+            <w:tcW w:w="3806" w:type="dxa"/>
+            <w:tcBorders>
+              <w:left w:val="single" w:sz="6" w:space="0" w:color="BFC7D5"/>
+              <w:bottom w:val="single" w:sz="2" w:space="0" w:color="BFC7D5"/>
+              <w:right w:val="single" w:sz="6" w:space="0" w:color="BFC7D5"/>
+            </w:tcBorders>
             <w:vAlign w:val="center"/>
           </w:tcPr>
           <w:p>
@@ -1557,8 +2133,12 @@
         </w:tc>
         <w:tc>
           <w:tcPr>
-            <w:tcW w:w="5911" w:type="dxa"/>
-            <w:tcBorders/>
+            <w:tcW w:w="7532" w:type="dxa"/>
+            <w:tcBorders>
+              <w:left w:val="single" w:sz="2" w:space="0" w:color="BFC7D5"/>
+              <w:bottom w:val="single" w:sz="2" w:space="0" w:color="BFC7D5"/>
+              <w:right w:val="single" w:sz="6" w:space="0" w:color="BFC7D5"/>
+            </w:tcBorders>
             <w:vAlign w:val="center"/>
           </w:tcPr>
           <w:p>
@@ -1582,8 +2162,12 @@
         <w:trPr/>
         <w:tc>
           <w:tcPr>
-            <w:tcW w:w="2956" w:type="dxa"/>
-            <w:tcBorders/>
+            <w:tcW w:w="3806" w:type="dxa"/>
+            <w:tcBorders>
+              <w:left w:val="single" w:sz="6" w:space="0" w:color="BFC7D5"/>
+              <w:bottom w:val="single" w:sz="2" w:space="0" w:color="BFC7D5"/>
+              <w:right w:val="single" w:sz="6" w:space="0" w:color="BFC7D5"/>
+            </w:tcBorders>
             <w:vAlign w:val="center"/>
           </w:tcPr>
           <w:p>
@@ -1602,8 +2186,12 @@
         </w:tc>
         <w:tc>
           <w:tcPr>
-            <w:tcW w:w="5911" w:type="dxa"/>
-            <w:tcBorders/>
+            <w:tcW w:w="7532" w:type="dxa"/>
+            <w:tcBorders>
+              <w:left w:val="single" w:sz="2" w:space="0" w:color="BFC7D5"/>
+              <w:bottom w:val="single" w:sz="2" w:space="0" w:color="BFC7D5"/>
+              <w:right w:val="single" w:sz="6" w:space="0" w:color="BFC7D5"/>
+            </w:tcBorders>
             <w:vAlign w:val="center"/>
           </w:tcPr>
           <w:p>
@@ -1629,8 +2217,12 @@
         <w:trPr/>
         <w:tc>
           <w:tcPr>
-            <w:tcW w:w="2956" w:type="dxa"/>
-            <w:tcBorders/>
+            <w:tcW w:w="3806" w:type="dxa"/>
+            <w:tcBorders>
+              <w:left w:val="single" w:sz="6" w:space="0" w:color="BFC7D5"/>
+              <w:bottom w:val="single" w:sz="6" w:space="0" w:color="BFC7D5"/>
+              <w:right w:val="single" w:sz="6" w:space="0" w:color="BFC7D5"/>
+            </w:tcBorders>
             <w:vAlign w:val="center"/>
           </w:tcPr>
           <w:p>
@@ -1649,8 +2241,12 @@
         </w:tc>
         <w:tc>
           <w:tcPr>
-            <w:tcW w:w="5911" w:type="dxa"/>
-            <w:tcBorders/>
+            <w:tcW w:w="7532" w:type="dxa"/>
+            <w:tcBorders>
+              <w:left w:val="single" w:sz="2" w:space="0" w:color="BFC7D5"/>
+              <w:bottom w:val="single" w:sz="6" w:space="0" w:color="BFC7D5"/>
+              <w:right w:val="single" w:sz="6" w:space="0" w:color="BFC7D5"/>
+            </w:tcBorders>
             <w:vAlign w:val="center"/>
           </w:tcPr>
           <w:p>
@@ -1685,20 +2281,20 @@
     </w:p>
     <w:tbl>
       <w:tblPr>
-        <w:tblW w:w="9332" w:type="dxa"/>
+        <w:tblW w:w="5000" w:type="pct"/>
         <w:jc w:val="left"/>
-        <w:tblInd w:w="0" w:type="dxa"/>
+        <w:tblInd w:w="-7" w:type="dxa"/>
         <w:tblLayout w:type="fixed"/>
         <w:tblCellMar>
-          <w:top w:w="28" w:type="dxa"/>
-          <w:left w:w="28" w:type="dxa"/>
-          <w:bottom w:w="28" w:type="dxa"/>
-          <w:right w:w="28" w:type="dxa"/>
+          <w:top w:w="60" w:type="dxa"/>
+          <w:left w:w="60" w:type="dxa"/>
+          <w:bottom w:w="60" w:type="dxa"/>
+          <w:right w:w="60" w:type="dxa"/>
         </w:tblCellMar>
       </w:tblPr>
       <w:tblGrid>
-        <w:gridCol w:w="4426"/>
-        <w:gridCol w:w="4906"/>
+        <w:gridCol w:w="5396"/>
+        <w:gridCol w:w="5942"/>
       </w:tblGrid>
       <w:tr>
         <w:trPr>
@@ -1706,44 +2302,60 @@
         </w:trPr>
         <w:tc>
           <w:tcPr>
-            <w:tcW w:w="4426" w:type="dxa"/>
-            <w:tcBorders/>
+            <w:tcW w:w="5396" w:type="dxa"/>
+            <w:tcBorders>
+              <w:top w:val="single" w:sz="6" w:space="0" w:color="BFC7D5"/>
+              <w:left w:val="single" w:sz="6" w:space="0" w:color="BFC7D5"/>
+              <w:bottom w:val="single" w:sz="2" w:space="0" w:color="BFC7D5"/>
+              <w:right w:val="single" w:sz="6" w:space="0" w:color="BFC7D5"/>
+            </w:tcBorders>
+            <w:shd w:fill="1F3A5F" w:val="clear"/>
             <w:vAlign w:val="center"/>
           </w:tcPr>
           <w:p>
             <w:pPr>
               <w:pStyle w:val="TableHeading"/>
-              <w:suppressLineNumbers/>
-              <w:shd w:fill="1F3A5F" w:val="clear"/>
-              <w:bidi w:val="0"/>
-              <w:spacing w:before="0" w:after="283"/>
-              <w:jc w:val="center"/>
-              <w:rPr/>
-            </w:pPr>
-            <w:r>
-              <w:rPr/>
+              <w:bidi w:val="0"/>
+              <w:spacing w:before="0" w:after="283"/>
+              <w:jc w:val="left"/>
+              <w:rPr>
+                <w:color w:val="FFFFFF"/>
+              </w:rPr>
+            </w:pPr>
+            <w:r>
+              <w:rPr>
+                <w:color w:val="FFFFFF"/>
+              </w:rPr>
               <w:t>Question</w:t>
             </w:r>
           </w:p>
         </w:tc>
         <w:tc>
           <w:tcPr>
-            <w:tcW w:w="4906" w:type="dxa"/>
-            <w:tcBorders/>
+            <w:tcW w:w="5942" w:type="dxa"/>
+            <w:tcBorders>
+              <w:top w:val="single" w:sz="6" w:space="0" w:color="BFC7D5"/>
+              <w:left w:val="single" w:sz="2" w:space="0" w:color="BFC7D5"/>
+              <w:bottom w:val="single" w:sz="2" w:space="0" w:color="BFC7D5"/>
+              <w:right w:val="single" w:sz="6" w:space="0" w:color="BFC7D5"/>
+            </w:tcBorders>
+            <w:shd w:fill="1F3A5F" w:val="clear"/>
             <w:vAlign w:val="center"/>
           </w:tcPr>
           <w:p>
             <w:pPr>
               <w:pStyle w:val="TableHeading"/>
-              <w:suppressLineNumbers/>
-              <w:shd w:fill="1F3A5F" w:val="clear"/>
-              <w:bidi w:val="0"/>
-              <w:spacing w:before="0" w:after="283"/>
-              <w:jc w:val="center"/>
-              <w:rPr/>
-            </w:pPr>
-            <w:r>
-              <w:rPr/>
+              <w:bidi w:val="0"/>
+              <w:spacing w:before="0" w:after="283"/>
+              <w:jc w:val="left"/>
+              <w:rPr>
+                <w:color w:val="FFFFFF"/>
+              </w:rPr>
+            </w:pPr>
+            <w:r>
+              <w:rPr>
+                <w:color w:val="FFFFFF"/>
+              </w:rPr>
               <w:t>Answer</w:t>
             </w:r>
           </w:p>
@@ -1753,8 +2365,12 @@
         <w:trPr/>
         <w:tc>
           <w:tcPr>
-            <w:tcW w:w="4426" w:type="dxa"/>
-            <w:tcBorders/>
+            <w:tcW w:w="5396" w:type="dxa"/>
+            <w:tcBorders>
+              <w:left w:val="single" w:sz="6" w:space="0" w:color="BFC7D5"/>
+              <w:bottom w:val="single" w:sz="2" w:space="0" w:color="BFC7D5"/>
+              <w:right w:val="single" w:sz="6" w:space="0" w:color="BFC7D5"/>
+            </w:tcBorders>
             <w:vAlign w:val="center"/>
           </w:tcPr>
           <w:p>
@@ -1773,8 +2389,12 @@
         </w:tc>
         <w:tc>
           <w:tcPr>
-            <w:tcW w:w="4906" w:type="dxa"/>
-            <w:tcBorders/>
+            <w:tcW w:w="5942" w:type="dxa"/>
+            <w:tcBorders>
+              <w:left w:val="single" w:sz="2" w:space="0" w:color="BFC7D5"/>
+              <w:bottom w:val="single" w:sz="2" w:space="0" w:color="BFC7D5"/>
+              <w:right w:val="single" w:sz="6" w:space="0" w:color="BFC7D5"/>
+            </w:tcBorders>
             <w:vAlign w:val="center"/>
           </w:tcPr>
           <w:p>
@@ -1800,8 +2420,12 @@
         <w:trPr/>
         <w:tc>
           <w:tcPr>
-            <w:tcW w:w="4426" w:type="dxa"/>
-            <w:tcBorders/>
+            <w:tcW w:w="5396" w:type="dxa"/>
+            <w:tcBorders>
+              <w:left w:val="single" w:sz="6" w:space="0" w:color="BFC7D5"/>
+              <w:bottom w:val="single" w:sz="2" w:space="0" w:color="BFC7D5"/>
+              <w:right w:val="single" w:sz="6" w:space="0" w:color="BFC7D5"/>
+            </w:tcBorders>
             <w:vAlign w:val="center"/>
           </w:tcPr>
           <w:p>
@@ -1820,8 +2444,12 @@
         </w:tc>
         <w:tc>
           <w:tcPr>
-            <w:tcW w:w="4906" w:type="dxa"/>
-            <w:tcBorders/>
+            <w:tcW w:w="5942" w:type="dxa"/>
+            <w:tcBorders>
+              <w:left w:val="single" w:sz="2" w:space="0" w:color="BFC7D5"/>
+              <w:bottom w:val="single" w:sz="2" w:space="0" w:color="BFC7D5"/>
+              <w:right w:val="single" w:sz="6" w:space="0" w:color="BFC7D5"/>
+            </w:tcBorders>
             <w:vAlign w:val="center"/>
           </w:tcPr>
           <w:p>
@@ -1857,8 +2485,12 @@
         <w:trPr/>
         <w:tc>
           <w:tcPr>
-            <w:tcW w:w="4426" w:type="dxa"/>
-            <w:tcBorders/>
+            <w:tcW w:w="5396" w:type="dxa"/>
+            <w:tcBorders>
+              <w:left w:val="single" w:sz="6" w:space="0" w:color="BFC7D5"/>
+              <w:bottom w:val="single" w:sz="2" w:space="0" w:color="BFC7D5"/>
+              <w:right w:val="single" w:sz="6" w:space="0" w:color="BFC7D5"/>
+            </w:tcBorders>
             <w:vAlign w:val="center"/>
           </w:tcPr>
           <w:p>
@@ -1877,8 +2509,12 @@
         </w:tc>
         <w:tc>
           <w:tcPr>
-            <w:tcW w:w="4906" w:type="dxa"/>
-            <w:tcBorders/>
+            <w:tcW w:w="5942" w:type="dxa"/>
+            <w:tcBorders>
+              <w:left w:val="single" w:sz="2" w:space="0" w:color="BFC7D5"/>
+              <w:bottom w:val="single" w:sz="2" w:space="0" w:color="BFC7D5"/>
+              <w:right w:val="single" w:sz="6" w:space="0" w:color="BFC7D5"/>
+            </w:tcBorders>
             <w:vAlign w:val="center"/>
           </w:tcPr>
           <w:p>
@@ -1904,8 +2540,12 @@
         <w:trPr/>
         <w:tc>
           <w:tcPr>
-            <w:tcW w:w="4426" w:type="dxa"/>
-            <w:tcBorders/>
+            <w:tcW w:w="5396" w:type="dxa"/>
+            <w:tcBorders>
+              <w:left w:val="single" w:sz="6" w:space="0" w:color="BFC7D5"/>
+              <w:bottom w:val="single" w:sz="2" w:space="0" w:color="BFC7D5"/>
+              <w:right w:val="single" w:sz="6" w:space="0" w:color="BFC7D5"/>
+            </w:tcBorders>
             <w:vAlign w:val="center"/>
           </w:tcPr>
           <w:p>
@@ -1924,8 +2564,12 @@
         </w:tc>
         <w:tc>
           <w:tcPr>
-            <w:tcW w:w="4906" w:type="dxa"/>
-            <w:tcBorders/>
+            <w:tcW w:w="5942" w:type="dxa"/>
+            <w:tcBorders>
+              <w:left w:val="single" w:sz="2" w:space="0" w:color="BFC7D5"/>
+              <w:bottom w:val="single" w:sz="2" w:space="0" w:color="BFC7D5"/>
+              <w:right w:val="single" w:sz="6" w:space="0" w:color="BFC7D5"/>
+            </w:tcBorders>
             <w:vAlign w:val="center"/>
           </w:tcPr>
           <w:p>
@@ -1951,8 +2595,12 @@
         <w:trPr/>
         <w:tc>
           <w:tcPr>
-            <w:tcW w:w="4426" w:type="dxa"/>
-            <w:tcBorders/>
+            <w:tcW w:w="5396" w:type="dxa"/>
+            <w:tcBorders>
+              <w:left w:val="single" w:sz="6" w:space="0" w:color="BFC7D5"/>
+              <w:bottom w:val="single" w:sz="2" w:space="0" w:color="BFC7D5"/>
+              <w:right w:val="single" w:sz="6" w:space="0" w:color="BFC7D5"/>
+            </w:tcBorders>
             <w:vAlign w:val="center"/>
           </w:tcPr>
           <w:p>
@@ -1971,8 +2619,12 @@
         </w:tc>
         <w:tc>
           <w:tcPr>
-            <w:tcW w:w="4906" w:type="dxa"/>
-            <w:tcBorders/>
+            <w:tcW w:w="5942" w:type="dxa"/>
+            <w:tcBorders>
+              <w:left w:val="single" w:sz="2" w:space="0" w:color="BFC7D5"/>
+              <w:bottom w:val="single" w:sz="2" w:space="0" w:color="BFC7D5"/>
+              <w:right w:val="single" w:sz="6" w:space="0" w:color="BFC7D5"/>
+            </w:tcBorders>
             <w:vAlign w:val="center"/>
           </w:tcPr>
           <w:p>
@@ -1998,8 +2650,12 @@
         <w:trPr/>
         <w:tc>
           <w:tcPr>
-            <w:tcW w:w="4426" w:type="dxa"/>
-            <w:tcBorders/>
+            <w:tcW w:w="5396" w:type="dxa"/>
+            <w:tcBorders>
+              <w:left w:val="single" w:sz="6" w:space="0" w:color="BFC7D5"/>
+              <w:bottom w:val="single" w:sz="6" w:space="0" w:color="BFC7D5"/>
+              <w:right w:val="single" w:sz="6" w:space="0" w:color="BFC7D5"/>
+            </w:tcBorders>
             <w:vAlign w:val="center"/>
           </w:tcPr>
           <w:p>
@@ -2020,8 +2676,12 @@
         </w:tc>
         <w:tc>
           <w:tcPr>
-            <w:tcW w:w="4906" w:type="dxa"/>
-            <w:tcBorders/>
+            <w:tcW w:w="5942" w:type="dxa"/>
+            <w:tcBorders>
+              <w:left w:val="single" w:sz="2" w:space="0" w:color="BFC7D5"/>
+              <w:bottom w:val="single" w:sz="6" w:space="0" w:color="BFC7D5"/>
+              <w:right w:val="single" w:sz="6" w:space="0" w:color="BFC7D5"/>
+            </w:tcBorders>
             <w:vAlign w:val="center"/>
           </w:tcPr>
           <w:p>
@@ -2082,20 +2742,20 @@
     </w:p>
     <w:tbl>
       <w:tblPr>
-        <w:tblW w:w="5582" w:type="dxa"/>
+        <w:tblW w:w="5000" w:type="pct"/>
         <w:jc w:val="left"/>
-        <w:tblInd w:w="0" w:type="dxa"/>
+        <w:tblInd w:w="-7" w:type="dxa"/>
         <w:tblLayout w:type="fixed"/>
         <w:tblCellMar>
-          <w:top w:w="28" w:type="dxa"/>
-          <w:left w:w="28" w:type="dxa"/>
-          <w:bottom w:w="28" w:type="dxa"/>
-          <w:right w:w="28" w:type="dxa"/>
+          <w:top w:w="60" w:type="dxa"/>
+          <w:left w:w="60" w:type="dxa"/>
+          <w:bottom w:w="60" w:type="dxa"/>
+          <w:right w:w="60" w:type="dxa"/>
         </w:tblCellMar>
       </w:tblPr>
       <w:tblGrid>
-        <w:gridCol w:w="1231"/>
-        <w:gridCol w:w="4351"/>
+        <w:gridCol w:w="2551"/>
+        <w:gridCol w:w="8787"/>
       </w:tblGrid>
       <w:tr>
         <w:trPr>
@@ -2103,44 +2763,60 @@
         </w:trPr>
         <w:tc>
           <w:tcPr>
-            <w:tcW w:w="1231" w:type="dxa"/>
-            <w:tcBorders/>
+            <w:tcW w:w="2551" w:type="dxa"/>
+            <w:tcBorders>
+              <w:top w:val="single" w:sz="6" w:space="0" w:color="BFC7D5"/>
+              <w:left w:val="single" w:sz="6" w:space="0" w:color="BFC7D5"/>
+              <w:bottom w:val="single" w:sz="2" w:space="0" w:color="BFC7D5"/>
+              <w:right w:val="single" w:sz="6" w:space="0" w:color="BFC7D5"/>
+            </w:tcBorders>
+            <w:shd w:fill="1F3A5F" w:val="clear"/>
             <w:vAlign w:val="center"/>
           </w:tcPr>
           <w:p>
             <w:pPr>
               <w:pStyle w:val="TableHeading"/>
-              <w:suppressLineNumbers/>
-              <w:shd w:fill="1F3A5F" w:val="clear"/>
-              <w:bidi w:val="0"/>
-              <w:spacing w:before="0" w:after="283"/>
-              <w:jc w:val="center"/>
-              <w:rPr/>
-            </w:pPr>
-            <w:r>
-              <w:rPr/>
+              <w:bidi w:val="0"/>
+              <w:spacing w:before="0" w:after="283"/>
+              <w:jc w:val="left"/>
+              <w:rPr>
+                <w:color w:val="FFFFFF"/>
+              </w:rPr>
+            </w:pPr>
+            <w:r>
+              <w:rPr>
+                <w:color w:val="FFFFFF"/>
+              </w:rPr>
               <w:t>Step</w:t>
             </w:r>
           </w:p>
         </w:tc>
         <w:tc>
           <w:tcPr>
-            <w:tcW w:w="4351" w:type="dxa"/>
-            <w:tcBorders/>
+            <w:tcW w:w="8787" w:type="dxa"/>
+            <w:tcBorders>
+              <w:top w:val="single" w:sz="6" w:space="0" w:color="BFC7D5"/>
+              <w:left w:val="single" w:sz="2" w:space="0" w:color="BFC7D5"/>
+              <w:bottom w:val="single" w:sz="2" w:space="0" w:color="BFC7D5"/>
+              <w:right w:val="single" w:sz="6" w:space="0" w:color="BFC7D5"/>
+            </w:tcBorders>
+            <w:shd w:fill="1F3A5F" w:val="clear"/>
             <w:vAlign w:val="center"/>
           </w:tcPr>
           <w:p>
             <w:pPr>
               <w:pStyle w:val="TableHeading"/>
-              <w:suppressLineNumbers/>
-              <w:shd w:fill="1F3A5F" w:val="clear"/>
-              <w:bidi w:val="0"/>
-              <w:spacing w:before="0" w:after="283"/>
-              <w:jc w:val="center"/>
-              <w:rPr/>
-            </w:pPr>
-            <w:r>
-              <w:rPr/>
+              <w:bidi w:val="0"/>
+              <w:spacing w:before="0" w:after="283"/>
+              <w:jc w:val="left"/>
+              <w:rPr>
+                <w:color w:val="FFFFFF"/>
+              </w:rPr>
+            </w:pPr>
+            <w:r>
+              <w:rPr>
+                <w:color w:val="FFFFFF"/>
+              </w:rPr>
               <w:t>Statement</w:t>
             </w:r>
           </w:p>
@@ -2150,8 +2826,12 @@
         <w:trPr/>
         <w:tc>
           <w:tcPr>
-            <w:tcW w:w="1231" w:type="dxa"/>
-            <w:tcBorders/>
+            <w:tcW w:w="2551" w:type="dxa"/>
+            <w:tcBorders>
+              <w:left w:val="single" w:sz="6" w:space="0" w:color="BFC7D5"/>
+              <w:bottom w:val="single" w:sz="2" w:space="0" w:color="BFC7D5"/>
+              <w:right w:val="single" w:sz="6" w:space="0" w:color="BFC7D5"/>
+            </w:tcBorders>
             <w:vAlign w:val="center"/>
           </w:tcPr>
           <w:p>
@@ -2170,8 +2850,12 @@
         </w:tc>
         <w:tc>
           <w:tcPr>
-            <w:tcW w:w="4351" w:type="dxa"/>
-            <w:tcBorders/>
+            <w:tcW w:w="8787" w:type="dxa"/>
+            <w:tcBorders>
+              <w:left w:val="single" w:sz="2" w:space="0" w:color="BFC7D5"/>
+              <w:bottom w:val="single" w:sz="2" w:space="0" w:color="BFC7D5"/>
+              <w:right w:val="single" w:sz="6" w:space="0" w:color="BFC7D5"/>
+            </w:tcBorders>
             <w:vAlign w:val="center"/>
           </w:tcPr>
           <w:p>
@@ -2195,8 +2879,12 @@
         <w:trPr/>
         <w:tc>
           <w:tcPr>
-            <w:tcW w:w="1231" w:type="dxa"/>
-            <w:tcBorders/>
+            <w:tcW w:w="2551" w:type="dxa"/>
+            <w:tcBorders>
+              <w:left w:val="single" w:sz="6" w:space="0" w:color="BFC7D5"/>
+              <w:bottom w:val="single" w:sz="2" w:space="0" w:color="BFC7D5"/>
+              <w:right w:val="single" w:sz="6" w:space="0" w:color="BFC7D5"/>
+            </w:tcBorders>
             <w:vAlign w:val="center"/>
           </w:tcPr>
           <w:p>
@@ -2215,8 +2903,12 @@
         </w:tc>
         <w:tc>
           <w:tcPr>
-            <w:tcW w:w="4351" w:type="dxa"/>
-            <w:tcBorders/>
+            <w:tcW w:w="8787" w:type="dxa"/>
+            <w:tcBorders>
+              <w:left w:val="single" w:sz="2" w:space="0" w:color="BFC7D5"/>
+              <w:bottom w:val="single" w:sz="2" w:space="0" w:color="BFC7D5"/>
+              <w:right w:val="single" w:sz="6" w:space="0" w:color="BFC7D5"/>
+            </w:tcBorders>
             <w:vAlign w:val="center"/>
           </w:tcPr>
           <w:p>
@@ -2240,8 +2932,12 @@
         <w:trPr/>
         <w:tc>
           <w:tcPr>
-            <w:tcW w:w="1231" w:type="dxa"/>
-            <w:tcBorders/>
+            <w:tcW w:w="2551" w:type="dxa"/>
+            <w:tcBorders>
+              <w:left w:val="single" w:sz="6" w:space="0" w:color="BFC7D5"/>
+              <w:bottom w:val="single" w:sz="2" w:space="0" w:color="BFC7D5"/>
+              <w:right w:val="single" w:sz="6" w:space="0" w:color="BFC7D5"/>
+            </w:tcBorders>
             <w:vAlign w:val="center"/>
           </w:tcPr>
           <w:p>
@@ -2260,8 +2956,12 @@
         </w:tc>
         <w:tc>
           <w:tcPr>
-            <w:tcW w:w="4351" w:type="dxa"/>
-            <w:tcBorders/>
+            <w:tcW w:w="8787" w:type="dxa"/>
+            <w:tcBorders>
+              <w:left w:val="single" w:sz="2" w:space="0" w:color="BFC7D5"/>
+              <w:bottom w:val="single" w:sz="2" w:space="0" w:color="BFC7D5"/>
+              <w:right w:val="single" w:sz="6" w:space="0" w:color="BFC7D5"/>
+            </w:tcBorders>
             <w:vAlign w:val="center"/>
           </w:tcPr>
           <w:p>
@@ -2285,8 +2985,12 @@
         <w:trPr/>
         <w:tc>
           <w:tcPr>
-            <w:tcW w:w="1231" w:type="dxa"/>
-            <w:tcBorders/>
+            <w:tcW w:w="2551" w:type="dxa"/>
+            <w:tcBorders>
+              <w:left w:val="single" w:sz="6" w:space="0" w:color="BFC7D5"/>
+              <w:bottom w:val="single" w:sz="2" w:space="0" w:color="BFC7D5"/>
+              <w:right w:val="single" w:sz="6" w:space="0" w:color="BFC7D5"/>
+            </w:tcBorders>
             <w:vAlign w:val="center"/>
           </w:tcPr>
           <w:p>
@@ -2305,8 +3009,12 @@
         </w:tc>
         <w:tc>
           <w:tcPr>
-            <w:tcW w:w="4351" w:type="dxa"/>
-            <w:tcBorders/>
+            <w:tcW w:w="8787" w:type="dxa"/>
+            <w:tcBorders>
+              <w:left w:val="single" w:sz="2" w:space="0" w:color="BFC7D5"/>
+              <w:bottom w:val="single" w:sz="2" w:space="0" w:color="BFC7D5"/>
+              <w:right w:val="single" w:sz="6" w:space="0" w:color="BFC7D5"/>
+            </w:tcBorders>
             <w:vAlign w:val="center"/>
           </w:tcPr>
           <w:p>
@@ -2330,8 +3038,12 @@
         <w:trPr/>
         <w:tc>
           <w:tcPr>
-            <w:tcW w:w="1231" w:type="dxa"/>
-            <w:tcBorders/>
+            <w:tcW w:w="2551" w:type="dxa"/>
+            <w:tcBorders>
+              <w:left w:val="single" w:sz="6" w:space="0" w:color="BFC7D5"/>
+              <w:bottom w:val="single" w:sz="2" w:space="0" w:color="BFC7D5"/>
+              <w:right w:val="single" w:sz="6" w:space="0" w:color="BFC7D5"/>
+            </w:tcBorders>
             <w:vAlign w:val="center"/>
           </w:tcPr>
           <w:p>
@@ -2350,8 +3062,12 @@
         </w:tc>
         <w:tc>
           <w:tcPr>
-            <w:tcW w:w="4351" w:type="dxa"/>
-            <w:tcBorders/>
+            <w:tcW w:w="8787" w:type="dxa"/>
+            <w:tcBorders>
+              <w:left w:val="single" w:sz="2" w:space="0" w:color="BFC7D5"/>
+              <w:bottom w:val="single" w:sz="2" w:space="0" w:color="BFC7D5"/>
+              <w:right w:val="single" w:sz="6" w:space="0" w:color="BFC7D5"/>
+            </w:tcBorders>
             <w:vAlign w:val="center"/>
           </w:tcPr>
           <w:p>
@@ -2375,8 +3091,12 @@
         <w:trPr/>
         <w:tc>
           <w:tcPr>
-            <w:tcW w:w="1231" w:type="dxa"/>
-            <w:tcBorders/>
+            <w:tcW w:w="2551" w:type="dxa"/>
+            <w:tcBorders>
+              <w:left w:val="single" w:sz="6" w:space="0" w:color="BFC7D5"/>
+              <w:bottom w:val="single" w:sz="6" w:space="0" w:color="BFC7D5"/>
+              <w:right w:val="single" w:sz="6" w:space="0" w:color="BFC7D5"/>
+            </w:tcBorders>
             <w:vAlign w:val="center"/>
           </w:tcPr>
           <w:p>
@@ -2395,8 +3115,12 @@
         </w:tc>
         <w:tc>
           <w:tcPr>
-            <w:tcW w:w="4351" w:type="dxa"/>
-            <w:tcBorders/>
+            <w:tcW w:w="8787" w:type="dxa"/>
+            <w:tcBorders>
+              <w:left w:val="single" w:sz="2" w:space="0" w:color="BFC7D5"/>
+              <w:bottom w:val="single" w:sz="6" w:space="0" w:color="BFC7D5"/>
+              <w:right w:val="single" w:sz="6" w:space="0" w:color="BFC7D5"/>
+            </w:tcBorders>
             <w:vAlign w:val="center"/>
           </w:tcPr>
           <w:p>
@@ -2437,21 +3161,21 @@
     </w:p>
     <w:tbl>
       <w:tblPr>
-        <w:tblW w:w="6843" w:type="dxa"/>
+        <w:tblW w:w="5000" w:type="pct"/>
         <w:jc w:val="left"/>
-        <w:tblInd w:w="0" w:type="dxa"/>
+        <w:tblInd w:w="-7" w:type="dxa"/>
         <w:tblLayout w:type="fixed"/>
         <w:tblCellMar>
-          <w:top w:w="28" w:type="dxa"/>
-          <w:left w:w="28" w:type="dxa"/>
-          <w:bottom w:w="28" w:type="dxa"/>
-          <w:right w:w="28" w:type="dxa"/>
+          <w:top w:w="60" w:type="dxa"/>
+          <w:left w:w="60" w:type="dxa"/>
+          <w:bottom w:w="60" w:type="dxa"/>
+          <w:right w:w="60" w:type="dxa"/>
         </w:tblCellMar>
       </w:tblPr>
       <w:tblGrid>
-        <w:gridCol w:w="2581"/>
-        <w:gridCol w:w="751"/>
-        <w:gridCol w:w="3511"/>
+        <w:gridCol w:w="4286"/>
+        <w:gridCol w:w="1288"/>
+        <w:gridCol w:w="5764"/>
       </w:tblGrid>
       <w:tr>
         <w:trPr>
@@ -2459,66 +3183,90 @@
         </w:trPr>
         <w:tc>
           <w:tcPr>
-            <w:tcW w:w="2581" w:type="dxa"/>
-            <w:tcBorders/>
+            <w:tcW w:w="4286" w:type="dxa"/>
+            <w:tcBorders>
+              <w:top w:val="single" w:sz="6" w:space="0" w:color="BFC7D5"/>
+              <w:left w:val="single" w:sz="6" w:space="0" w:color="BFC7D5"/>
+              <w:bottom w:val="single" w:sz="2" w:space="0" w:color="BFC7D5"/>
+              <w:right w:val="single" w:sz="6" w:space="0" w:color="BFC7D5"/>
+            </w:tcBorders>
+            <w:shd w:fill="1F3A5F" w:val="clear"/>
             <w:vAlign w:val="center"/>
           </w:tcPr>
           <w:p>
             <w:pPr>
               <w:pStyle w:val="TableHeading"/>
-              <w:suppressLineNumbers/>
-              <w:shd w:fill="1F3A5F" w:val="clear"/>
-              <w:bidi w:val="0"/>
-              <w:spacing w:before="0" w:after="283"/>
-              <w:jc w:val="center"/>
-              <w:rPr/>
-            </w:pPr>
-            <w:r>
-              <w:rPr/>
+              <w:bidi w:val="0"/>
+              <w:spacing w:before="0" w:after="283"/>
+              <w:jc w:val="left"/>
+              <w:rPr>
+                <w:color w:val="FFFFFF"/>
+              </w:rPr>
+            </w:pPr>
+            <w:r>
+              <w:rPr>
+                <w:color w:val="FFFFFF"/>
+              </w:rPr>
               <w:t>Category</w:t>
             </w:r>
           </w:p>
         </w:tc>
         <w:tc>
           <w:tcPr>
-            <w:tcW w:w="751" w:type="dxa"/>
-            <w:tcBorders/>
+            <w:tcW w:w="1288" w:type="dxa"/>
+            <w:tcBorders>
+              <w:top w:val="single" w:sz="6" w:space="0" w:color="BFC7D5"/>
+              <w:left w:val="single" w:sz="2" w:space="0" w:color="BFC7D5"/>
+              <w:bottom w:val="single" w:sz="2" w:space="0" w:color="BFC7D5"/>
+              <w:right w:val="single" w:sz="6" w:space="0" w:color="BFC7D5"/>
+            </w:tcBorders>
+            <w:shd w:fill="1F3A5F" w:val="clear"/>
             <w:vAlign w:val="center"/>
           </w:tcPr>
           <w:p>
             <w:pPr>
               <w:pStyle w:val="TableHeading"/>
-              <w:suppressLineNumbers/>
-              <w:shd w:fill="1F3A5F" w:val="clear"/>
-              <w:bidi w:val="0"/>
-              <w:spacing w:before="0" w:after="283"/>
-              <w:jc w:val="center"/>
-              <w:rPr/>
-            </w:pPr>
-            <w:r>
-              <w:rPr/>
+              <w:bidi w:val="0"/>
+              <w:spacing w:before="0" w:after="283"/>
+              <w:jc w:val="left"/>
+              <w:rPr>
+                <w:color w:val="FFFFFF"/>
+              </w:rPr>
+            </w:pPr>
+            <w:r>
+              <w:rPr>
+                <w:color w:val="FFFFFF"/>
+              </w:rPr>
               <w:t>Applies</w:t>
             </w:r>
           </w:p>
         </w:tc>
         <w:tc>
           <w:tcPr>
-            <w:tcW w:w="3511" w:type="dxa"/>
-            <w:tcBorders/>
+            <w:tcW w:w="5764" w:type="dxa"/>
+            <w:tcBorders>
+              <w:top w:val="single" w:sz="6" w:space="0" w:color="BFC7D5"/>
+              <w:left w:val="single" w:sz="2" w:space="0" w:color="BFC7D5"/>
+              <w:bottom w:val="single" w:sz="2" w:space="0" w:color="BFC7D5"/>
+              <w:right w:val="single" w:sz="6" w:space="0" w:color="BFC7D5"/>
+            </w:tcBorders>
+            <w:shd w:fill="1F3A5F" w:val="clear"/>
             <w:vAlign w:val="center"/>
           </w:tcPr>
           <w:p>
             <w:pPr>
               <w:pStyle w:val="TableHeading"/>
-              <w:suppressLineNumbers/>
-              <w:shd w:fill="1F3A5F" w:val="clear"/>
-              <w:bidi w:val="0"/>
-              <w:spacing w:before="0" w:after="283"/>
-              <w:jc w:val="center"/>
-              <w:rPr/>
-            </w:pPr>
-            <w:r>
-              <w:rPr/>
+              <w:bidi w:val="0"/>
+              <w:spacing w:before="0" w:after="283"/>
+              <w:jc w:val="left"/>
+              <w:rPr>
+                <w:color w:val="FFFFFF"/>
+              </w:rPr>
+            </w:pPr>
+            <w:r>
+              <w:rPr>
+                <w:color w:val="FFFFFF"/>
+              </w:rPr>
               <w:t>Root cause statement</w:t>
             </w:r>
           </w:p>
@@ -2528,8 +3276,12 @@
         <w:trPr/>
         <w:tc>
           <w:tcPr>
-            <w:tcW w:w="2581" w:type="dxa"/>
-            <w:tcBorders/>
+            <w:tcW w:w="4286" w:type="dxa"/>
+            <w:tcBorders>
+              <w:left w:val="single" w:sz="6" w:space="0" w:color="BFC7D5"/>
+              <w:bottom w:val="single" w:sz="2" w:space="0" w:color="BFC7D5"/>
+              <w:right w:val="single" w:sz="6" w:space="0" w:color="BFC7D5"/>
+            </w:tcBorders>
             <w:vAlign w:val="center"/>
           </w:tcPr>
           <w:p>
@@ -2548,8 +3300,12 @@
         </w:tc>
         <w:tc>
           <w:tcPr>
-            <w:tcW w:w="751" w:type="dxa"/>
-            <w:tcBorders/>
+            <w:tcW w:w="1288" w:type="dxa"/>
+            <w:tcBorders>
+              <w:left w:val="single" w:sz="2" w:space="0" w:color="BFC7D5"/>
+              <w:bottom w:val="single" w:sz="2" w:space="0" w:color="BFC7D5"/>
+              <w:right w:val="single" w:sz="6" w:space="0" w:color="BFC7D5"/>
+            </w:tcBorders>
             <w:vAlign w:val="center"/>
           </w:tcPr>
           <w:p>
@@ -2568,8 +3324,12 @@
         </w:tc>
         <w:tc>
           <w:tcPr>
-            <w:tcW w:w="3511" w:type="dxa"/>
-            <w:tcBorders/>
+            <w:tcW w:w="5764" w:type="dxa"/>
+            <w:tcBorders>
+              <w:left w:val="single" w:sz="2" w:space="0" w:color="BFC7D5"/>
+              <w:bottom w:val="single" w:sz="2" w:space="0" w:color="BFC7D5"/>
+              <w:right w:val="single" w:sz="6" w:space="0" w:color="BFC7D5"/>
+            </w:tcBorders>
             <w:vAlign w:val="center"/>
           </w:tcPr>
           <w:p>
@@ -2593,8 +3353,12 @@
         <w:trPr/>
         <w:tc>
           <w:tcPr>
-            <w:tcW w:w="2581" w:type="dxa"/>
-            <w:tcBorders/>
+            <w:tcW w:w="4286" w:type="dxa"/>
+            <w:tcBorders>
+              <w:left w:val="single" w:sz="6" w:space="0" w:color="BFC7D5"/>
+              <w:bottom w:val="single" w:sz="2" w:space="0" w:color="BFC7D5"/>
+              <w:right w:val="single" w:sz="6" w:space="0" w:color="BFC7D5"/>
+            </w:tcBorders>
             <w:vAlign w:val="center"/>
           </w:tcPr>
           <w:p>
@@ -2613,8 +3377,12 @@
         </w:tc>
         <w:tc>
           <w:tcPr>
-            <w:tcW w:w="751" w:type="dxa"/>
-            <w:tcBorders/>
+            <w:tcW w:w="1288" w:type="dxa"/>
+            <w:tcBorders>
+              <w:left w:val="single" w:sz="2" w:space="0" w:color="BFC7D5"/>
+              <w:bottom w:val="single" w:sz="2" w:space="0" w:color="BFC7D5"/>
+              <w:right w:val="single" w:sz="6" w:space="0" w:color="BFC7D5"/>
+            </w:tcBorders>
             <w:vAlign w:val="center"/>
           </w:tcPr>
           <w:p>
@@ -2633,8 +3401,12 @@
         </w:tc>
         <w:tc>
           <w:tcPr>
-            <w:tcW w:w="3511" w:type="dxa"/>
-            <w:tcBorders/>
+            <w:tcW w:w="5764" w:type="dxa"/>
+            <w:tcBorders>
+              <w:left w:val="single" w:sz="2" w:space="0" w:color="BFC7D5"/>
+              <w:bottom w:val="single" w:sz="2" w:space="0" w:color="BFC7D5"/>
+              <w:right w:val="single" w:sz="6" w:space="0" w:color="BFC7D5"/>
+            </w:tcBorders>
             <w:vAlign w:val="center"/>
           </w:tcPr>
           <w:p>
@@ -2658,8 +3430,12 @@
         <w:trPr/>
         <w:tc>
           <w:tcPr>
-            <w:tcW w:w="2581" w:type="dxa"/>
-            <w:tcBorders/>
+            <w:tcW w:w="4286" w:type="dxa"/>
+            <w:tcBorders>
+              <w:left w:val="single" w:sz="6" w:space="0" w:color="BFC7D5"/>
+              <w:bottom w:val="single" w:sz="2" w:space="0" w:color="BFC7D5"/>
+              <w:right w:val="single" w:sz="6" w:space="0" w:color="BFC7D5"/>
+            </w:tcBorders>
             <w:vAlign w:val="center"/>
           </w:tcPr>
           <w:p>
@@ -2678,8 +3454,12 @@
         </w:tc>
         <w:tc>
           <w:tcPr>
-            <w:tcW w:w="751" w:type="dxa"/>
-            <w:tcBorders/>
+            <w:tcW w:w="1288" w:type="dxa"/>
+            <w:tcBorders>
+              <w:left w:val="single" w:sz="2" w:space="0" w:color="BFC7D5"/>
+              <w:bottom w:val="single" w:sz="2" w:space="0" w:color="BFC7D5"/>
+              <w:right w:val="single" w:sz="6" w:space="0" w:color="BFC7D5"/>
+            </w:tcBorders>
             <w:vAlign w:val="center"/>
           </w:tcPr>
           <w:p>
@@ -2698,8 +3478,12 @@
         </w:tc>
         <w:tc>
           <w:tcPr>
-            <w:tcW w:w="3511" w:type="dxa"/>
-            <w:tcBorders/>
+            <w:tcW w:w="5764" w:type="dxa"/>
+            <w:tcBorders>
+              <w:left w:val="single" w:sz="2" w:space="0" w:color="BFC7D5"/>
+              <w:bottom w:val="single" w:sz="2" w:space="0" w:color="BFC7D5"/>
+              <w:right w:val="single" w:sz="6" w:space="0" w:color="BFC7D5"/>
+            </w:tcBorders>
             <w:vAlign w:val="center"/>
           </w:tcPr>
           <w:p>
@@ -2723,8 +3507,12 @@
         <w:trPr/>
         <w:tc>
           <w:tcPr>
-            <w:tcW w:w="2581" w:type="dxa"/>
-            <w:tcBorders/>
+            <w:tcW w:w="4286" w:type="dxa"/>
+            <w:tcBorders>
+              <w:left w:val="single" w:sz="6" w:space="0" w:color="BFC7D5"/>
+              <w:bottom w:val="single" w:sz="2" w:space="0" w:color="BFC7D5"/>
+              <w:right w:val="single" w:sz="6" w:space="0" w:color="BFC7D5"/>
+            </w:tcBorders>
             <w:vAlign w:val="center"/>
           </w:tcPr>
           <w:p>
@@ -2749,8 +3537,12 @@
         </w:tc>
         <w:tc>
           <w:tcPr>
-            <w:tcW w:w="751" w:type="dxa"/>
-            <w:tcBorders/>
+            <w:tcW w:w="1288" w:type="dxa"/>
+            <w:tcBorders>
+              <w:left w:val="single" w:sz="2" w:space="0" w:color="BFC7D5"/>
+              <w:bottom w:val="single" w:sz="2" w:space="0" w:color="BFC7D5"/>
+              <w:right w:val="single" w:sz="6" w:space="0" w:color="BFC7D5"/>
+            </w:tcBorders>
             <w:vAlign w:val="center"/>
           </w:tcPr>
           <w:p>
@@ -2769,8 +3561,12 @@
         </w:tc>
         <w:tc>
           <w:tcPr>
-            <w:tcW w:w="3511" w:type="dxa"/>
-            <w:tcBorders/>
+            <w:tcW w:w="5764" w:type="dxa"/>
+            <w:tcBorders>
+              <w:left w:val="single" w:sz="2" w:space="0" w:color="BFC7D5"/>
+              <w:bottom w:val="single" w:sz="2" w:space="0" w:color="BFC7D5"/>
+              <w:right w:val="single" w:sz="6" w:space="0" w:color="BFC7D5"/>
+            </w:tcBorders>
             <w:vAlign w:val="center"/>
           </w:tcPr>
           <w:p>
@@ -2794,8 +3590,12 @@
         <w:trPr/>
         <w:tc>
           <w:tcPr>
-            <w:tcW w:w="2581" w:type="dxa"/>
-            <w:tcBorders/>
+            <w:tcW w:w="4286" w:type="dxa"/>
+            <w:tcBorders>
+              <w:left w:val="single" w:sz="6" w:space="0" w:color="BFC7D5"/>
+              <w:bottom w:val="single" w:sz="2" w:space="0" w:color="BFC7D5"/>
+              <w:right w:val="single" w:sz="6" w:space="0" w:color="BFC7D5"/>
+            </w:tcBorders>
             <w:vAlign w:val="center"/>
           </w:tcPr>
           <w:p>
@@ -2814,8 +3614,12 @@
         </w:tc>
         <w:tc>
           <w:tcPr>
-            <w:tcW w:w="751" w:type="dxa"/>
-            <w:tcBorders/>
+            <w:tcW w:w="1288" w:type="dxa"/>
+            <w:tcBorders>
+              <w:left w:val="single" w:sz="2" w:space="0" w:color="BFC7D5"/>
+              <w:bottom w:val="single" w:sz="2" w:space="0" w:color="BFC7D5"/>
+              <w:right w:val="single" w:sz="6" w:space="0" w:color="BFC7D5"/>
+            </w:tcBorders>
             <w:vAlign w:val="center"/>
           </w:tcPr>
           <w:p>
@@ -2834,8 +3638,12 @@
         </w:tc>
         <w:tc>
           <w:tcPr>
-            <w:tcW w:w="3511" w:type="dxa"/>
-            <w:tcBorders/>
+            <w:tcW w:w="5764" w:type="dxa"/>
+            <w:tcBorders>
+              <w:left w:val="single" w:sz="2" w:space="0" w:color="BFC7D5"/>
+              <w:bottom w:val="single" w:sz="2" w:space="0" w:color="BFC7D5"/>
+              <w:right w:val="single" w:sz="6" w:space="0" w:color="BFC7D5"/>
+            </w:tcBorders>
             <w:vAlign w:val="center"/>
           </w:tcPr>
           <w:p>
@@ -2859,8 +3667,12 @@
         <w:trPr/>
         <w:tc>
           <w:tcPr>
-            <w:tcW w:w="2581" w:type="dxa"/>
-            <w:tcBorders/>
+            <w:tcW w:w="4286" w:type="dxa"/>
+            <w:tcBorders>
+              <w:left w:val="single" w:sz="6" w:space="0" w:color="BFC7D5"/>
+              <w:bottom w:val="single" w:sz="2" w:space="0" w:color="BFC7D5"/>
+              <w:right w:val="single" w:sz="6" w:space="0" w:color="BFC7D5"/>
+            </w:tcBorders>
             <w:vAlign w:val="center"/>
           </w:tcPr>
           <w:p>
@@ -2879,8 +3691,12 @@
         </w:tc>
         <w:tc>
           <w:tcPr>
-            <w:tcW w:w="751" w:type="dxa"/>
-            <w:tcBorders/>
+            <w:tcW w:w="1288" w:type="dxa"/>
+            <w:tcBorders>
+              <w:left w:val="single" w:sz="2" w:space="0" w:color="BFC7D5"/>
+              <w:bottom w:val="single" w:sz="2" w:space="0" w:color="BFC7D5"/>
+              <w:right w:val="single" w:sz="6" w:space="0" w:color="BFC7D5"/>
+            </w:tcBorders>
             <w:vAlign w:val="center"/>
           </w:tcPr>
           <w:p>
@@ -2899,8 +3715,12 @@
         </w:tc>
         <w:tc>
           <w:tcPr>
-            <w:tcW w:w="3511" w:type="dxa"/>
-            <w:tcBorders/>
+            <w:tcW w:w="5764" w:type="dxa"/>
+            <w:tcBorders>
+              <w:left w:val="single" w:sz="2" w:space="0" w:color="BFC7D5"/>
+              <w:bottom w:val="single" w:sz="2" w:space="0" w:color="BFC7D5"/>
+              <w:right w:val="single" w:sz="6" w:space="0" w:color="BFC7D5"/>
+            </w:tcBorders>
             <w:vAlign w:val="center"/>
           </w:tcPr>
           <w:p>
@@ -2924,8 +3744,12 @@
         <w:trPr/>
         <w:tc>
           <w:tcPr>
-            <w:tcW w:w="2581" w:type="dxa"/>
-            <w:tcBorders/>
+            <w:tcW w:w="4286" w:type="dxa"/>
+            <w:tcBorders>
+              <w:left w:val="single" w:sz="6" w:space="0" w:color="BFC7D5"/>
+              <w:bottom w:val="single" w:sz="6" w:space="0" w:color="BFC7D5"/>
+              <w:right w:val="single" w:sz="6" w:space="0" w:color="BFC7D5"/>
+            </w:tcBorders>
             <w:vAlign w:val="center"/>
           </w:tcPr>
           <w:p>
@@ -2944,8 +3768,12 @@
         </w:tc>
         <w:tc>
           <w:tcPr>
-            <w:tcW w:w="751" w:type="dxa"/>
-            <w:tcBorders/>
+            <w:tcW w:w="1288" w:type="dxa"/>
+            <w:tcBorders>
+              <w:left w:val="single" w:sz="2" w:space="0" w:color="BFC7D5"/>
+              <w:bottom w:val="single" w:sz="6" w:space="0" w:color="BFC7D5"/>
+              <w:right w:val="single" w:sz="6" w:space="0" w:color="BFC7D5"/>
+            </w:tcBorders>
             <w:vAlign w:val="center"/>
           </w:tcPr>
           <w:p>
@@ -2964,8 +3792,12 @@
         </w:tc>
         <w:tc>
           <w:tcPr>
-            <w:tcW w:w="3511" w:type="dxa"/>
-            <w:tcBorders/>
+            <w:tcW w:w="5764" w:type="dxa"/>
+            <w:tcBorders>
+              <w:left w:val="single" w:sz="2" w:space="0" w:color="BFC7D5"/>
+              <w:bottom w:val="single" w:sz="6" w:space="0" w:color="BFC7D5"/>
+              <w:right w:val="single" w:sz="6" w:space="0" w:color="BFC7D5"/>
+            </w:tcBorders>
             <w:vAlign w:val="center"/>
           </w:tcPr>
           <w:p>
@@ -3000,24 +3832,24 @@
     </w:p>
     <w:tbl>
       <w:tblPr>
-        <w:tblW w:w="9336" w:type="dxa"/>
+        <w:tblW w:w="5000" w:type="pct"/>
         <w:jc w:val="left"/>
-        <w:tblInd w:w="0" w:type="dxa"/>
+        <w:tblInd w:w="-7" w:type="dxa"/>
         <w:tblLayout w:type="fixed"/>
         <w:tblCellMar>
-          <w:top w:w="28" w:type="dxa"/>
-          <w:left w:w="28" w:type="dxa"/>
-          <w:bottom w:w="28" w:type="dxa"/>
-          <w:right w:w="28" w:type="dxa"/>
+          <w:top w:w="60" w:type="dxa"/>
+          <w:left w:w="60" w:type="dxa"/>
+          <w:bottom w:w="60" w:type="dxa"/>
+          <w:right w:w="60" w:type="dxa"/>
         </w:tblCellMar>
       </w:tblPr>
       <w:tblGrid>
-        <w:gridCol w:w="211"/>
-        <w:gridCol w:w="2206"/>
-        <w:gridCol w:w="1366"/>
-        <w:gridCol w:w="1786"/>
-        <w:gridCol w:w="1936"/>
-        <w:gridCol w:w="1831"/>
+        <w:gridCol w:w="291"/>
+        <w:gridCol w:w="2671"/>
+        <w:gridCol w:w="1669"/>
+        <w:gridCol w:w="2170"/>
+        <w:gridCol w:w="2349"/>
+        <w:gridCol w:w="2188"/>
       </w:tblGrid>
       <w:tr>
         <w:trPr>
@@ -3025,132 +3857,180 @@
         </w:trPr>
         <w:tc>
           <w:tcPr>
-            <w:tcW w:w="211" w:type="dxa"/>
-            <w:tcBorders/>
+            <w:tcW w:w="291" w:type="dxa"/>
+            <w:tcBorders>
+              <w:top w:val="single" w:sz="6" w:space="0" w:color="BFC7D5"/>
+              <w:left w:val="single" w:sz="6" w:space="0" w:color="BFC7D5"/>
+              <w:bottom w:val="single" w:sz="2" w:space="0" w:color="BFC7D5"/>
+              <w:right w:val="single" w:sz="6" w:space="0" w:color="BFC7D5"/>
+            </w:tcBorders>
+            <w:shd w:fill="1F3A5F" w:val="clear"/>
             <w:vAlign w:val="center"/>
           </w:tcPr>
           <w:p>
             <w:pPr>
               <w:pStyle w:val="TableHeading"/>
-              <w:suppressLineNumbers/>
-              <w:shd w:fill="1F3A5F" w:val="clear"/>
-              <w:bidi w:val="0"/>
-              <w:spacing w:before="0" w:after="283"/>
-              <w:jc w:val="center"/>
-              <w:rPr/>
-            </w:pPr>
-            <w:r>
-              <w:rPr/>
+              <w:bidi w:val="0"/>
+              <w:spacing w:before="0" w:after="283"/>
+              <w:jc w:val="left"/>
+              <w:rPr>
+                <w:color w:val="FFFFFF"/>
+              </w:rPr>
+            </w:pPr>
+            <w:r>
+              <w:rPr>
+                <w:color w:val="FFFFFF"/>
+              </w:rPr>
               <w:t>#</w:t>
             </w:r>
           </w:p>
         </w:tc>
         <w:tc>
           <w:tcPr>
-            <w:tcW w:w="2206" w:type="dxa"/>
-            <w:tcBorders/>
+            <w:tcW w:w="2671" w:type="dxa"/>
+            <w:tcBorders>
+              <w:top w:val="single" w:sz="6" w:space="0" w:color="BFC7D5"/>
+              <w:left w:val="single" w:sz="2" w:space="0" w:color="BFC7D5"/>
+              <w:bottom w:val="single" w:sz="2" w:space="0" w:color="BFC7D5"/>
+              <w:right w:val="single" w:sz="6" w:space="0" w:color="BFC7D5"/>
+            </w:tcBorders>
+            <w:shd w:fill="1F3A5F" w:val="clear"/>
             <w:vAlign w:val="center"/>
           </w:tcPr>
           <w:p>
             <w:pPr>
               <w:pStyle w:val="TableHeading"/>
-              <w:suppressLineNumbers/>
-              <w:shd w:fill="1F3A5F" w:val="clear"/>
-              <w:bidi w:val="0"/>
-              <w:spacing w:before="0" w:after="283"/>
-              <w:jc w:val="center"/>
-              <w:rPr/>
-            </w:pPr>
-            <w:r>
-              <w:rPr/>
+              <w:bidi w:val="0"/>
+              <w:spacing w:before="0" w:after="283"/>
+              <w:jc w:val="left"/>
+              <w:rPr>
+                <w:color w:val="FFFFFF"/>
+              </w:rPr>
+            </w:pPr>
+            <w:r>
+              <w:rPr>
+                <w:color w:val="FFFFFF"/>
+              </w:rPr>
               <w:t>Action</w:t>
             </w:r>
           </w:p>
         </w:tc>
         <w:tc>
           <w:tcPr>
-            <w:tcW w:w="1366" w:type="dxa"/>
-            <w:tcBorders/>
+            <w:tcW w:w="1669" w:type="dxa"/>
+            <w:tcBorders>
+              <w:top w:val="single" w:sz="6" w:space="0" w:color="BFC7D5"/>
+              <w:left w:val="single" w:sz="2" w:space="0" w:color="BFC7D5"/>
+              <w:bottom w:val="single" w:sz="2" w:space="0" w:color="BFC7D5"/>
+              <w:right w:val="single" w:sz="6" w:space="0" w:color="BFC7D5"/>
+            </w:tcBorders>
+            <w:shd w:fill="1F3A5F" w:val="clear"/>
             <w:vAlign w:val="center"/>
           </w:tcPr>
           <w:p>
             <w:pPr>
               <w:pStyle w:val="TableHeading"/>
-              <w:suppressLineNumbers/>
-              <w:shd w:fill="1F3A5F" w:val="clear"/>
-              <w:bidi w:val="0"/>
-              <w:spacing w:before="0" w:after="283"/>
-              <w:jc w:val="center"/>
-              <w:rPr/>
-            </w:pPr>
-            <w:r>
-              <w:rPr/>
+              <w:bidi w:val="0"/>
+              <w:spacing w:before="0" w:after="283"/>
+              <w:jc w:val="left"/>
+              <w:rPr>
+                <w:color w:val="FFFFFF"/>
+              </w:rPr>
+            </w:pPr>
+            <w:r>
+              <w:rPr>
+                <w:color w:val="FFFFFF"/>
+              </w:rPr>
               <w:t>Owning role</w:t>
             </w:r>
           </w:p>
         </w:tc>
         <w:tc>
           <w:tcPr>
-            <w:tcW w:w="1786" w:type="dxa"/>
-            <w:tcBorders/>
+            <w:tcW w:w="2170" w:type="dxa"/>
+            <w:tcBorders>
+              <w:top w:val="single" w:sz="6" w:space="0" w:color="BFC7D5"/>
+              <w:left w:val="single" w:sz="2" w:space="0" w:color="BFC7D5"/>
+              <w:bottom w:val="single" w:sz="2" w:space="0" w:color="BFC7D5"/>
+              <w:right w:val="single" w:sz="6" w:space="0" w:color="BFC7D5"/>
+            </w:tcBorders>
+            <w:shd w:fill="1F3A5F" w:val="clear"/>
             <w:vAlign w:val="center"/>
           </w:tcPr>
           <w:p>
             <w:pPr>
               <w:pStyle w:val="TableHeading"/>
-              <w:suppressLineNumbers/>
-              <w:shd w:fill="1F3A5F" w:val="clear"/>
-              <w:bidi w:val="0"/>
-              <w:spacing w:before="0" w:after="283"/>
-              <w:jc w:val="center"/>
-              <w:rPr/>
-            </w:pPr>
-            <w:r>
-              <w:rPr/>
+              <w:bidi w:val="0"/>
+              <w:spacing w:before="0" w:after="283"/>
+              <w:jc w:val="left"/>
+              <w:rPr>
+                <w:color w:val="FFFFFF"/>
+              </w:rPr>
+            </w:pPr>
+            <w:r>
+              <w:rPr>
+                <w:color w:val="FFFFFF"/>
+              </w:rPr>
               <w:t>Due date</w:t>
             </w:r>
           </w:p>
         </w:tc>
         <w:tc>
           <w:tcPr>
-            <w:tcW w:w="1936" w:type="dxa"/>
-            <w:tcBorders/>
+            <w:tcW w:w="2349" w:type="dxa"/>
+            <w:tcBorders>
+              <w:top w:val="single" w:sz="6" w:space="0" w:color="BFC7D5"/>
+              <w:left w:val="single" w:sz="2" w:space="0" w:color="BFC7D5"/>
+              <w:bottom w:val="single" w:sz="2" w:space="0" w:color="BFC7D5"/>
+              <w:right w:val="single" w:sz="6" w:space="0" w:color="BFC7D5"/>
+            </w:tcBorders>
+            <w:shd w:fill="1F3A5F" w:val="clear"/>
             <w:vAlign w:val="center"/>
           </w:tcPr>
           <w:p>
             <w:pPr>
               <w:pStyle w:val="TableHeading"/>
-              <w:suppressLineNumbers/>
-              <w:shd w:fill="1F3A5F" w:val="clear"/>
-              <w:bidi w:val="0"/>
-              <w:spacing w:before="0" w:after="283"/>
-              <w:jc w:val="center"/>
-              <w:rPr/>
-            </w:pPr>
-            <w:r>
-              <w:rPr/>
+              <w:bidi w:val="0"/>
+              <w:spacing w:before="0" w:after="283"/>
+              <w:jc w:val="left"/>
+              <w:rPr>
+                <w:color w:val="FFFFFF"/>
+              </w:rPr>
+            </w:pPr>
+            <w:r>
+              <w:rPr>
+                <w:color w:val="FFFFFF"/>
+              </w:rPr>
               <w:t>Completed (SHA / ref)</w:t>
             </w:r>
           </w:p>
         </w:tc>
         <w:tc>
           <w:tcPr>
-            <w:tcW w:w="1831" w:type="dxa"/>
-            <w:tcBorders/>
+            <w:tcW w:w="2188" w:type="dxa"/>
+            <w:tcBorders>
+              <w:top w:val="single" w:sz="6" w:space="0" w:color="BFC7D5"/>
+              <w:left w:val="single" w:sz="2" w:space="0" w:color="BFC7D5"/>
+              <w:bottom w:val="single" w:sz="2" w:space="0" w:color="BFC7D5"/>
+              <w:right w:val="single" w:sz="6" w:space="0" w:color="BFC7D5"/>
+            </w:tcBorders>
+            <w:shd w:fill="1F3A5F" w:val="clear"/>
             <w:vAlign w:val="center"/>
           </w:tcPr>
           <w:p>
             <w:pPr>
               <w:pStyle w:val="TableHeading"/>
-              <w:suppressLineNumbers/>
-              <w:shd w:fill="1F3A5F" w:val="clear"/>
-              <w:bidi w:val="0"/>
-              <w:spacing w:before="0" w:after="283"/>
-              <w:jc w:val="center"/>
-              <w:rPr/>
-            </w:pPr>
-            <w:r>
-              <w:rPr/>
+              <w:bidi w:val="0"/>
+              <w:spacing w:before="0" w:after="283"/>
+              <w:jc w:val="left"/>
+              <w:rPr>
+                <w:color w:val="FFFFFF"/>
+              </w:rPr>
+            </w:pPr>
+            <w:r>
+              <w:rPr>
+                <w:color w:val="FFFFFF"/>
+              </w:rPr>
               <w:t>Date completed</w:t>
             </w:r>
           </w:p>
@@ -3160,8 +4040,12 @@
         <w:trPr/>
         <w:tc>
           <w:tcPr>
-            <w:tcW w:w="211" w:type="dxa"/>
-            <w:tcBorders/>
+            <w:tcW w:w="291" w:type="dxa"/>
+            <w:tcBorders>
+              <w:left w:val="single" w:sz="6" w:space="0" w:color="BFC7D5"/>
+              <w:bottom w:val="single" w:sz="2" w:space="0" w:color="BFC7D5"/>
+              <w:right w:val="single" w:sz="6" w:space="0" w:color="BFC7D5"/>
+            </w:tcBorders>
             <w:vAlign w:val="center"/>
           </w:tcPr>
           <w:p>
@@ -3180,8 +4064,12 @@
         </w:tc>
         <w:tc>
           <w:tcPr>
-            <w:tcW w:w="2206" w:type="dxa"/>
-            <w:tcBorders/>
+            <w:tcW w:w="2671" w:type="dxa"/>
+            <w:tcBorders>
+              <w:left w:val="single" w:sz="2" w:space="0" w:color="BFC7D5"/>
+              <w:bottom w:val="single" w:sz="2" w:space="0" w:color="BFC7D5"/>
+              <w:right w:val="single" w:sz="6" w:space="0" w:color="BFC7D5"/>
+            </w:tcBorders>
             <w:vAlign w:val="center"/>
           </w:tcPr>
           <w:p>
@@ -3202,8 +4090,12 @@
         </w:tc>
         <w:tc>
           <w:tcPr>
-            <w:tcW w:w="1366" w:type="dxa"/>
-            <w:tcBorders/>
+            <w:tcW w:w="1669" w:type="dxa"/>
+            <w:tcBorders>
+              <w:left w:val="single" w:sz="2" w:space="0" w:color="BFC7D5"/>
+              <w:bottom w:val="single" w:sz="2" w:space="0" w:color="BFC7D5"/>
+              <w:right w:val="single" w:sz="6" w:space="0" w:color="BFC7D5"/>
+            </w:tcBorders>
             <w:vAlign w:val="center"/>
           </w:tcPr>
           <w:p>
@@ -3224,8 +4116,12 @@
         </w:tc>
         <w:tc>
           <w:tcPr>
-            <w:tcW w:w="1786" w:type="dxa"/>
-            <w:tcBorders/>
+            <w:tcW w:w="2170" w:type="dxa"/>
+            <w:tcBorders>
+              <w:left w:val="single" w:sz="2" w:space="0" w:color="BFC7D5"/>
+              <w:bottom w:val="single" w:sz="2" w:space="0" w:color="BFC7D5"/>
+              <w:right w:val="single" w:sz="6" w:space="0" w:color="BFC7D5"/>
+            </w:tcBorders>
             <w:vAlign w:val="center"/>
           </w:tcPr>
           <w:p>
@@ -3246,8 +4142,12 @@
         </w:tc>
         <w:tc>
           <w:tcPr>
-            <w:tcW w:w="1936" w:type="dxa"/>
-            <w:tcBorders/>
+            <w:tcW w:w="2349" w:type="dxa"/>
+            <w:tcBorders>
+              <w:left w:val="single" w:sz="2" w:space="0" w:color="BFC7D5"/>
+              <w:bottom w:val="single" w:sz="2" w:space="0" w:color="BFC7D5"/>
+              <w:right w:val="single" w:sz="6" w:space="0" w:color="BFC7D5"/>
+            </w:tcBorders>
             <w:vAlign w:val="center"/>
           </w:tcPr>
           <w:p>
@@ -3268,8 +4168,12 @@
         </w:tc>
         <w:tc>
           <w:tcPr>
-            <w:tcW w:w="1831" w:type="dxa"/>
-            <w:tcBorders/>
+            <w:tcW w:w="2188" w:type="dxa"/>
+            <w:tcBorders>
+              <w:left w:val="single" w:sz="2" w:space="0" w:color="BFC7D5"/>
+              <w:bottom w:val="single" w:sz="2" w:space="0" w:color="BFC7D5"/>
+              <w:right w:val="single" w:sz="6" w:space="0" w:color="BFC7D5"/>
+            </w:tcBorders>
             <w:vAlign w:val="center"/>
           </w:tcPr>
           <w:p>
@@ -3293,8 +4197,12 @@
         <w:trPr/>
         <w:tc>
           <w:tcPr>
-            <w:tcW w:w="211" w:type="dxa"/>
-            <w:tcBorders/>
+            <w:tcW w:w="291" w:type="dxa"/>
+            <w:tcBorders>
+              <w:left w:val="single" w:sz="6" w:space="0" w:color="BFC7D5"/>
+              <w:bottom w:val="single" w:sz="6" w:space="0" w:color="BFC7D5"/>
+              <w:right w:val="single" w:sz="6" w:space="0" w:color="BFC7D5"/>
+            </w:tcBorders>
             <w:vAlign w:val="center"/>
           </w:tcPr>
           <w:p>
@@ -3313,8 +4221,12 @@
         </w:tc>
         <w:tc>
           <w:tcPr>
-            <w:tcW w:w="2206" w:type="dxa"/>
-            <w:tcBorders/>
+            <w:tcW w:w="2671" w:type="dxa"/>
+            <w:tcBorders>
+              <w:left w:val="single" w:sz="2" w:space="0" w:color="BFC7D5"/>
+              <w:bottom w:val="single" w:sz="6" w:space="0" w:color="BFC7D5"/>
+              <w:right w:val="single" w:sz="6" w:space="0" w:color="BFC7D5"/>
+            </w:tcBorders>
             <w:vAlign w:val="center"/>
           </w:tcPr>
           <w:p>
@@ -3335,8 +4247,12 @@
         </w:tc>
         <w:tc>
           <w:tcPr>
-            <w:tcW w:w="1366" w:type="dxa"/>
-            <w:tcBorders/>
+            <w:tcW w:w="1669" w:type="dxa"/>
+            <w:tcBorders>
+              <w:left w:val="single" w:sz="2" w:space="0" w:color="BFC7D5"/>
+              <w:bottom w:val="single" w:sz="6" w:space="0" w:color="BFC7D5"/>
+              <w:right w:val="single" w:sz="6" w:space="0" w:color="BFC7D5"/>
+            </w:tcBorders>
             <w:vAlign w:val="center"/>
           </w:tcPr>
           <w:p>
@@ -3357,8 +4273,12 @@
         </w:tc>
         <w:tc>
           <w:tcPr>
-            <w:tcW w:w="1786" w:type="dxa"/>
-            <w:tcBorders/>
+            <w:tcW w:w="2170" w:type="dxa"/>
+            <w:tcBorders>
+              <w:left w:val="single" w:sz="2" w:space="0" w:color="BFC7D5"/>
+              <w:bottom w:val="single" w:sz="6" w:space="0" w:color="BFC7D5"/>
+              <w:right w:val="single" w:sz="6" w:space="0" w:color="BFC7D5"/>
+            </w:tcBorders>
             <w:vAlign w:val="center"/>
           </w:tcPr>
           <w:p>
@@ -3379,8 +4299,12 @@
         </w:tc>
         <w:tc>
           <w:tcPr>
-            <w:tcW w:w="1936" w:type="dxa"/>
-            <w:tcBorders/>
+            <w:tcW w:w="2349" w:type="dxa"/>
+            <w:tcBorders>
+              <w:left w:val="single" w:sz="2" w:space="0" w:color="BFC7D5"/>
+              <w:bottom w:val="single" w:sz="6" w:space="0" w:color="BFC7D5"/>
+              <w:right w:val="single" w:sz="6" w:space="0" w:color="BFC7D5"/>
+            </w:tcBorders>
             <w:vAlign w:val="center"/>
           </w:tcPr>
           <w:p>
@@ -3401,8 +4325,12 @@
         </w:tc>
         <w:tc>
           <w:tcPr>
-            <w:tcW w:w="1831" w:type="dxa"/>
-            <w:tcBorders/>
+            <w:tcW w:w="2188" w:type="dxa"/>
+            <w:tcBorders>
+              <w:left w:val="single" w:sz="2" w:space="0" w:color="BFC7D5"/>
+              <w:bottom w:val="single" w:sz="6" w:space="0" w:color="BFC7D5"/>
+              <w:right w:val="single" w:sz="6" w:space="0" w:color="BFC7D5"/>
+            </w:tcBorders>
             <w:vAlign w:val="center"/>
           </w:tcPr>
           <w:p>
@@ -3437,20 +4365,20 @@
     </w:p>
     <w:tbl>
       <w:tblPr>
-        <w:tblW w:w="8192" w:type="dxa"/>
+        <w:tblW w:w="5000" w:type="pct"/>
         <w:jc w:val="left"/>
-        <w:tblInd w:w="0" w:type="dxa"/>
+        <w:tblInd w:w="-7" w:type="dxa"/>
         <w:tblLayout w:type="fixed"/>
         <w:tblCellMar>
-          <w:top w:w="28" w:type="dxa"/>
-          <w:left w:w="28" w:type="dxa"/>
-          <w:bottom w:w="28" w:type="dxa"/>
-          <w:right w:w="28" w:type="dxa"/>
+          <w:top w:w="60" w:type="dxa"/>
+          <w:left w:w="60" w:type="dxa"/>
+          <w:bottom w:w="60" w:type="dxa"/>
+          <w:right w:w="60" w:type="dxa"/>
         </w:tblCellMar>
       </w:tblPr>
       <w:tblGrid>
-        <w:gridCol w:w="2686"/>
-        <w:gridCol w:w="5506"/>
+        <w:gridCol w:w="3746"/>
+        <w:gridCol w:w="7592"/>
       </w:tblGrid>
       <w:tr>
         <w:trPr>
@@ -3458,44 +4386,60 @@
         </w:trPr>
         <w:tc>
           <w:tcPr>
-            <w:tcW w:w="2686" w:type="dxa"/>
-            <w:tcBorders/>
+            <w:tcW w:w="3746" w:type="dxa"/>
+            <w:tcBorders>
+              <w:top w:val="single" w:sz="6" w:space="0" w:color="BFC7D5"/>
+              <w:left w:val="single" w:sz="6" w:space="0" w:color="BFC7D5"/>
+              <w:bottom w:val="single" w:sz="2" w:space="0" w:color="BFC7D5"/>
+              <w:right w:val="single" w:sz="6" w:space="0" w:color="BFC7D5"/>
+            </w:tcBorders>
+            <w:shd w:fill="1F3A5F" w:val="clear"/>
             <w:vAlign w:val="center"/>
           </w:tcPr>
           <w:p>
             <w:pPr>
               <w:pStyle w:val="TableHeading"/>
-              <w:suppressLineNumbers/>
-              <w:shd w:fill="1F3A5F" w:val="clear"/>
-              <w:bidi w:val="0"/>
-              <w:spacing w:before="0" w:after="283"/>
-              <w:jc w:val="center"/>
-              <w:rPr/>
-            </w:pPr>
-            <w:r>
-              <w:rPr/>
+              <w:bidi w:val="0"/>
+              <w:spacing w:before="0" w:after="283"/>
+              <w:jc w:val="left"/>
+              <w:rPr>
+                <w:color w:val="FFFFFF"/>
+              </w:rPr>
+            </w:pPr>
+            <w:r>
+              <w:rPr>
+                <w:color w:val="FFFFFF"/>
+              </w:rPr>
               <w:t>Field</w:t>
             </w:r>
           </w:p>
         </w:tc>
         <w:tc>
           <w:tcPr>
-            <w:tcW w:w="5506" w:type="dxa"/>
-            <w:tcBorders/>
+            <w:tcW w:w="7592" w:type="dxa"/>
+            <w:tcBorders>
+              <w:top w:val="single" w:sz="6" w:space="0" w:color="BFC7D5"/>
+              <w:left w:val="single" w:sz="2" w:space="0" w:color="BFC7D5"/>
+              <w:bottom w:val="single" w:sz="2" w:space="0" w:color="BFC7D5"/>
+              <w:right w:val="single" w:sz="6" w:space="0" w:color="BFC7D5"/>
+            </w:tcBorders>
+            <w:shd w:fill="1F3A5F" w:val="clear"/>
             <w:vAlign w:val="center"/>
           </w:tcPr>
           <w:p>
             <w:pPr>
               <w:pStyle w:val="TableHeading"/>
-              <w:suppressLineNumbers/>
-              <w:shd w:fill="1F3A5F" w:val="clear"/>
-              <w:bidi w:val="0"/>
-              <w:spacing w:before="0" w:after="283"/>
-              <w:jc w:val="center"/>
-              <w:rPr/>
-            </w:pPr>
-            <w:r>
-              <w:rPr/>
+              <w:bidi w:val="0"/>
+              <w:spacing w:before="0" w:after="283"/>
+              <w:jc w:val="left"/>
+              <w:rPr>
+                <w:color w:val="FFFFFF"/>
+              </w:rPr>
+            </w:pPr>
+            <w:r>
+              <w:rPr>
+                <w:color w:val="FFFFFF"/>
+              </w:rPr>
               <w:t>Entry</w:t>
             </w:r>
           </w:p>
@@ -3505,8 +4449,12 @@
         <w:trPr/>
         <w:tc>
           <w:tcPr>
-            <w:tcW w:w="2686" w:type="dxa"/>
-            <w:tcBorders/>
+            <w:tcW w:w="3746" w:type="dxa"/>
+            <w:tcBorders>
+              <w:left w:val="single" w:sz="6" w:space="0" w:color="BFC7D5"/>
+              <w:bottom w:val="single" w:sz="2" w:space="0" w:color="BFC7D5"/>
+              <w:right w:val="single" w:sz="6" w:space="0" w:color="BFC7D5"/>
+            </w:tcBorders>
             <w:vAlign w:val="center"/>
           </w:tcPr>
           <w:p>
@@ -3535,8 +4483,12 @@
         </w:tc>
         <w:tc>
           <w:tcPr>
-            <w:tcW w:w="5506" w:type="dxa"/>
-            <w:tcBorders/>
+            <w:tcW w:w="7592" w:type="dxa"/>
+            <w:tcBorders>
+              <w:left w:val="single" w:sz="2" w:space="0" w:color="BFC7D5"/>
+              <w:bottom w:val="single" w:sz="2" w:space="0" w:color="BFC7D5"/>
+              <w:right w:val="single" w:sz="6" w:space="0" w:color="BFC7D5"/>
+            </w:tcBorders>
             <w:vAlign w:val="center"/>
           </w:tcPr>
           <w:p>
@@ -3572,8 +4524,12 @@
         <w:trPr/>
         <w:tc>
           <w:tcPr>
-            <w:tcW w:w="2686" w:type="dxa"/>
-            <w:tcBorders/>
+            <w:tcW w:w="3746" w:type="dxa"/>
+            <w:tcBorders>
+              <w:left w:val="single" w:sz="6" w:space="0" w:color="BFC7D5"/>
+              <w:bottom w:val="single" w:sz="2" w:space="0" w:color="BFC7D5"/>
+              <w:right w:val="single" w:sz="6" w:space="0" w:color="BFC7D5"/>
+            </w:tcBorders>
             <w:vAlign w:val="center"/>
           </w:tcPr>
           <w:p>
@@ -3592,8 +4548,12 @@
         </w:tc>
         <w:tc>
           <w:tcPr>
-            <w:tcW w:w="5506" w:type="dxa"/>
-            <w:tcBorders/>
+            <w:tcW w:w="7592" w:type="dxa"/>
+            <w:tcBorders>
+              <w:left w:val="single" w:sz="2" w:space="0" w:color="BFC7D5"/>
+              <w:bottom w:val="single" w:sz="2" w:space="0" w:color="BFC7D5"/>
+              <w:right w:val="single" w:sz="6" w:space="0" w:color="BFC7D5"/>
+            </w:tcBorders>
             <w:vAlign w:val="center"/>
           </w:tcPr>
           <w:p>
@@ -3617,8 +4577,12 @@
         <w:trPr/>
         <w:tc>
           <w:tcPr>
-            <w:tcW w:w="2686" w:type="dxa"/>
-            <w:tcBorders/>
+            <w:tcW w:w="3746" w:type="dxa"/>
+            <w:tcBorders>
+              <w:left w:val="single" w:sz="6" w:space="0" w:color="BFC7D5"/>
+              <w:bottom w:val="single" w:sz="2" w:space="0" w:color="BFC7D5"/>
+              <w:right w:val="single" w:sz="6" w:space="0" w:color="BFC7D5"/>
+            </w:tcBorders>
             <w:vAlign w:val="center"/>
           </w:tcPr>
           <w:p>
@@ -3637,8 +4601,12 @@
         </w:tc>
         <w:tc>
           <w:tcPr>
-            <w:tcW w:w="5506" w:type="dxa"/>
-            <w:tcBorders/>
+            <w:tcW w:w="7592" w:type="dxa"/>
+            <w:tcBorders>
+              <w:left w:val="single" w:sz="2" w:space="0" w:color="BFC7D5"/>
+              <w:bottom w:val="single" w:sz="2" w:space="0" w:color="BFC7D5"/>
+              <w:right w:val="single" w:sz="6" w:space="0" w:color="BFC7D5"/>
+            </w:tcBorders>
             <w:vAlign w:val="center"/>
           </w:tcPr>
           <w:p>
@@ -3680,8 +4648,12 @@
         <w:trPr/>
         <w:tc>
           <w:tcPr>
-            <w:tcW w:w="2686" w:type="dxa"/>
-            <w:tcBorders/>
+            <w:tcW w:w="3746" w:type="dxa"/>
+            <w:tcBorders>
+              <w:left w:val="single" w:sz="6" w:space="0" w:color="BFC7D5"/>
+              <w:bottom w:val="single" w:sz="6" w:space="0" w:color="BFC7D5"/>
+              <w:right w:val="single" w:sz="6" w:space="0" w:color="BFC7D5"/>
+            </w:tcBorders>
             <w:vAlign w:val="center"/>
           </w:tcPr>
           <w:p>
@@ -3700,8 +4672,12 @@
         </w:tc>
         <w:tc>
           <w:tcPr>
-            <w:tcW w:w="5506" w:type="dxa"/>
-            <w:tcBorders/>
+            <w:tcW w:w="7592" w:type="dxa"/>
+            <w:tcBorders>
+              <w:left w:val="single" w:sz="2" w:space="0" w:color="BFC7D5"/>
+              <w:bottom w:val="single" w:sz="6" w:space="0" w:color="BFC7D5"/>
+              <w:right w:val="single" w:sz="6" w:space="0" w:color="BFC7D5"/>
+            </w:tcBorders>
             <w:vAlign w:val="center"/>
           </w:tcPr>
           <w:p>
@@ -3758,20 +4734,20 @@
     </w:p>
     <w:tbl>
       <w:tblPr>
-        <w:tblW w:w="11339" w:type="dxa"/>
+        <w:tblW w:w="5000" w:type="pct"/>
         <w:jc w:val="left"/>
-        <w:tblInd w:w="0" w:type="dxa"/>
+        <w:tblInd w:w="-7" w:type="dxa"/>
         <w:tblLayout w:type="fixed"/>
         <w:tblCellMar>
-          <w:top w:w="28" w:type="dxa"/>
-          <w:left w:w="28" w:type="dxa"/>
-          <w:bottom w:w="28" w:type="dxa"/>
-          <w:right w:w="28" w:type="dxa"/>
+          <w:top w:w="60" w:type="dxa"/>
+          <w:left w:w="60" w:type="dxa"/>
+          <w:bottom w:w="60" w:type="dxa"/>
+          <w:right w:w="60" w:type="dxa"/>
         </w:tblCellMar>
       </w:tblPr>
       <w:tblGrid>
-        <w:gridCol w:w="5612"/>
-        <w:gridCol w:w="5727"/>
+        <w:gridCol w:w="5626"/>
+        <w:gridCol w:w="5713"/>
       </w:tblGrid>
       <w:tr>
         <w:trPr>
@@ -3779,44 +4755,60 @@
         </w:trPr>
         <w:tc>
           <w:tcPr>
-            <w:tcW w:w="5612" w:type="dxa"/>
-            <w:tcBorders/>
+            <w:tcW w:w="5626" w:type="dxa"/>
+            <w:tcBorders>
+              <w:top w:val="single" w:sz="6" w:space="0" w:color="BFC7D5"/>
+              <w:left w:val="single" w:sz="6" w:space="0" w:color="BFC7D5"/>
+              <w:bottom w:val="single" w:sz="2" w:space="0" w:color="BFC7D5"/>
+              <w:right w:val="single" w:sz="6" w:space="0" w:color="BFC7D5"/>
+            </w:tcBorders>
+            <w:shd w:fill="1F3A5F" w:val="clear"/>
             <w:vAlign w:val="center"/>
           </w:tcPr>
           <w:p>
             <w:pPr>
               <w:pStyle w:val="TableHeading"/>
-              <w:suppressLineNumbers/>
-              <w:shd w:fill="1F3A5F" w:val="clear"/>
-              <w:bidi w:val="0"/>
-              <w:spacing w:before="0" w:after="283"/>
-              <w:jc w:val="center"/>
-              <w:rPr/>
-            </w:pPr>
-            <w:r>
-              <w:rPr/>
+              <w:bidi w:val="0"/>
+              <w:spacing w:before="0" w:after="283"/>
+              <w:jc w:val="left"/>
+              <w:rPr>
+                <w:color w:val="FFFFFF"/>
+              </w:rPr>
+            </w:pPr>
+            <w:r>
+              <w:rPr>
+                <w:color w:val="FFFFFF"/>
+              </w:rPr>
               <w:t>Field</w:t>
             </w:r>
           </w:p>
         </w:tc>
         <w:tc>
           <w:tcPr>
-            <w:tcW w:w="5727" w:type="dxa"/>
-            <w:tcBorders/>
+            <w:tcW w:w="5713" w:type="dxa"/>
+            <w:tcBorders>
+              <w:top w:val="single" w:sz="6" w:space="0" w:color="BFC7D5"/>
+              <w:left w:val="single" w:sz="2" w:space="0" w:color="BFC7D5"/>
+              <w:bottom w:val="single" w:sz="2" w:space="0" w:color="BFC7D5"/>
+              <w:right w:val="single" w:sz="6" w:space="0" w:color="BFC7D5"/>
+            </w:tcBorders>
+            <w:shd w:fill="1F3A5F" w:val="clear"/>
             <w:vAlign w:val="center"/>
           </w:tcPr>
           <w:p>
             <w:pPr>
               <w:pStyle w:val="TableHeading"/>
-              <w:suppressLineNumbers/>
-              <w:shd w:fill="1F3A5F" w:val="clear"/>
-              <w:bidi w:val="0"/>
-              <w:spacing w:before="0" w:after="283"/>
-              <w:jc w:val="center"/>
-              <w:rPr/>
-            </w:pPr>
-            <w:r>
-              <w:rPr/>
+              <w:bidi w:val="0"/>
+              <w:spacing w:before="0" w:after="283"/>
+              <w:jc w:val="left"/>
+              <w:rPr>
+                <w:color w:val="FFFFFF"/>
+              </w:rPr>
+            </w:pPr>
+            <w:r>
+              <w:rPr>
+                <w:color w:val="FFFFFF"/>
+              </w:rPr>
               <w:t>Entry</w:t>
             </w:r>
           </w:p>
@@ -3826,8 +4818,12 @@
         <w:trPr/>
         <w:tc>
           <w:tcPr>
-            <w:tcW w:w="5612" w:type="dxa"/>
-            <w:tcBorders/>
+            <w:tcW w:w="5626" w:type="dxa"/>
+            <w:tcBorders>
+              <w:left w:val="single" w:sz="6" w:space="0" w:color="BFC7D5"/>
+              <w:bottom w:val="single" w:sz="2" w:space="0" w:color="BFC7D5"/>
+              <w:right w:val="single" w:sz="6" w:space="0" w:color="BFC7D5"/>
+            </w:tcBorders>
             <w:vAlign w:val="center"/>
           </w:tcPr>
           <w:p>
@@ -3856,8 +4852,12 @@
         </w:tc>
         <w:tc>
           <w:tcPr>
-            <w:tcW w:w="5727" w:type="dxa"/>
-            <w:tcBorders/>
+            <w:tcW w:w="5713" w:type="dxa"/>
+            <w:tcBorders>
+              <w:left w:val="single" w:sz="2" w:space="0" w:color="BFC7D5"/>
+              <w:bottom w:val="single" w:sz="2" w:space="0" w:color="BFC7D5"/>
+              <w:right w:val="single" w:sz="6" w:space="0" w:color="BFC7D5"/>
+            </w:tcBorders>
             <w:vAlign w:val="center"/>
           </w:tcPr>
           <w:p>
@@ -3881,8 +4881,12 @@
         <w:trPr/>
         <w:tc>
           <w:tcPr>
-            <w:tcW w:w="5612" w:type="dxa"/>
-            <w:tcBorders/>
+            <w:tcW w:w="5626" w:type="dxa"/>
+            <w:tcBorders>
+              <w:left w:val="single" w:sz="6" w:space="0" w:color="BFC7D5"/>
+              <w:bottom w:val="single" w:sz="2" w:space="0" w:color="BFC7D5"/>
+              <w:right w:val="single" w:sz="6" w:space="0" w:color="BFC7D5"/>
+            </w:tcBorders>
             <w:vAlign w:val="center"/>
           </w:tcPr>
           <w:p>
@@ -3901,8 +4905,12 @@
         </w:tc>
         <w:tc>
           <w:tcPr>
-            <w:tcW w:w="5727" w:type="dxa"/>
-            <w:tcBorders/>
+            <w:tcW w:w="5713" w:type="dxa"/>
+            <w:tcBorders>
+              <w:left w:val="single" w:sz="2" w:space="0" w:color="BFC7D5"/>
+              <w:bottom w:val="single" w:sz="2" w:space="0" w:color="BFC7D5"/>
+              <w:right w:val="single" w:sz="6" w:space="0" w:color="BFC7D5"/>
+            </w:tcBorders>
             <w:vAlign w:val="center"/>
           </w:tcPr>
           <w:p>
@@ -3926,8 +4934,12 @@
         <w:trPr/>
         <w:tc>
           <w:tcPr>
-            <w:tcW w:w="5612" w:type="dxa"/>
-            <w:tcBorders/>
+            <w:tcW w:w="5626" w:type="dxa"/>
+            <w:tcBorders>
+              <w:left w:val="single" w:sz="6" w:space="0" w:color="BFC7D5"/>
+              <w:bottom w:val="single" w:sz="2" w:space="0" w:color="BFC7D5"/>
+              <w:right w:val="single" w:sz="6" w:space="0" w:color="BFC7D5"/>
+            </w:tcBorders>
             <w:vAlign w:val="center"/>
           </w:tcPr>
           <w:p>
@@ -3946,8 +4958,12 @@
         </w:tc>
         <w:tc>
           <w:tcPr>
-            <w:tcW w:w="5727" w:type="dxa"/>
-            <w:tcBorders/>
+            <w:tcW w:w="5713" w:type="dxa"/>
+            <w:tcBorders>
+              <w:left w:val="single" w:sz="2" w:space="0" w:color="BFC7D5"/>
+              <w:bottom w:val="single" w:sz="2" w:space="0" w:color="BFC7D5"/>
+              <w:right w:val="single" w:sz="6" w:space="0" w:color="BFC7D5"/>
+            </w:tcBorders>
             <w:vAlign w:val="center"/>
           </w:tcPr>
           <w:p>
@@ -3971,8 +4987,12 @@
         <w:trPr/>
         <w:tc>
           <w:tcPr>
-            <w:tcW w:w="5612" w:type="dxa"/>
-            <w:tcBorders/>
+            <w:tcW w:w="5626" w:type="dxa"/>
+            <w:tcBorders>
+              <w:left w:val="single" w:sz="6" w:space="0" w:color="BFC7D5"/>
+              <w:bottom w:val="single" w:sz="2" w:space="0" w:color="BFC7D5"/>
+              <w:right w:val="single" w:sz="6" w:space="0" w:color="BFC7D5"/>
+            </w:tcBorders>
             <w:vAlign w:val="center"/>
           </w:tcPr>
           <w:p>
@@ -3991,8 +5011,12 @@
         </w:tc>
         <w:tc>
           <w:tcPr>
-            <w:tcW w:w="5727" w:type="dxa"/>
-            <w:tcBorders/>
+            <w:tcW w:w="5713" w:type="dxa"/>
+            <w:tcBorders>
+              <w:left w:val="single" w:sz="2" w:space="0" w:color="BFC7D5"/>
+              <w:bottom w:val="single" w:sz="2" w:space="0" w:color="BFC7D5"/>
+              <w:right w:val="single" w:sz="6" w:space="0" w:color="BFC7D5"/>
+            </w:tcBorders>
             <w:vAlign w:val="center"/>
           </w:tcPr>
           <w:p>
@@ -4016,8 +5040,12 @@
         <w:trPr/>
         <w:tc>
           <w:tcPr>
-            <w:tcW w:w="5612" w:type="dxa"/>
-            <w:tcBorders/>
+            <w:tcW w:w="5626" w:type="dxa"/>
+            <w:tcBorders>
+              <w:left w:val="single" w:sz="6" w:space="0" w:color="BFC7D5"/>
+              <w:bottom w:val="single" w:sz="2" w:space="0" w:color="BFC7D5"/>
+              <w:right w:val="single" w:sz="6" w:space="0" w:color="BFC7D5"/>
+            </w:tcBorders>
             <w:vAlign w:val="center"/>
           </w:tcPr>
           <w:p>
@@ -4036,8 +5064,12 @@
         </w:tc>
         <w:tc>
           <w:tcPr>
-            <w:tcW w:w="5727" w:type="dxa"/>
-            <w:tcBorders/>
+            <w:tcW w:w="5713" w:type="dxa"/>
+            <w:tcBorders>
+              <w:left w:val="single" w:sz="2" w:space="0" w:color="BFC7D5"/>
+              <w:bottom w:val="single" w:sz="2" w:space="0" w:color="BFC7D5"/>
+              <w:right w:val="single" w:sz="6" w:space="0" w:color="BFC7D5"/>
+            </w:tcBorders>
             <w:vAlign w:val="center"/>
           </w:tcPr>
           <w:p>
@@ -4063,8 +5095,12 @@
         <w:trPr/>
         <w:tc>
           <w:tcPr>
-            <w:tcW w:w="5612" w:type="dxa"/>
-            <w:tcBorders/>
+            <w:tcW w:w="5626" w:type="dxa"/>
+            <w:tcBorders>
+              <w:left w:val="single" w:sz="6" w:space="0" w:color="BFC7D5"/>
+              <w:bottom w:val="single" w:sz="2" w:space="0" w:color="BFC7D5"/>
+              <w:right w:val="single" w:sz="6" w:space="0" w:color="BFC7D5"/>
+            </w:tcBorders>
             <w:vAlign w:val="center"/>
           </w:tcPr>
           <w:p>
@@ -4083,8 +5119,12 @@
         </w:tc>
         <w:tc>
           <w:tcPr>
-            <w:tcW w:w="5727" w:type="dxa"/>
-            <w:tcBorders/>
+            <w:tcW w:w="5713" w:type="dxa"/>
+            <w:tcBorders>
+              <w:left w:val="single" w:sz="2" w:space="0" w:color="BFC7D5"/>
+              <w:bottom w:val="single" w:sz="2" w:space="0" w:color="BFC7D5"/>
+              <w:right w:val="single" w:sz="6" w:space="0" w:color="BFC7D5"/>
+            </w:tcBorders>
             <w:vAlign w:val="center"/>
           </w:tcPr>
           <w:p>
@@ -4110,8 +5150,12 @@
         <w:trPr/>
         <w:tc>
           <w:tcPr>
-            <w:tcW w:w="5612" w:type="dxa"/>
-            <w:tcBorders/>
+            <w:tcW w:w="5626" w:type="dxa"/>
+            <w:tcBorders>
+              <w:left w:val="single" w:sz="6" w:space="0" w:color="BFC7D5"/>
+              <w:bottom w:val="single" w:sz="6" w:space="0" w:color="BFC7D5"/>
+              <w:right w:val="single" w:sz="6" w:space="0" w:color="BFC7D5"/>
+            </w:tcBorders>
             <w:vAlign w:val="center"/>
           </w:tcPr>
           <w:p>
@@ -4130,8 +5174,12 @@
         </w:tc>
         <w:tc>
           <w:tcPr>
-            <w:tcW w:w="5727" w:type="dxa"/>
-            <w:tcBorders/>
+            <w:tcW w:w="5713" w:type="dxa"/>
+            <w:tcBorders>
+              <w:left w:val="single" w:sz="2" w:space="0" w:color="BFC7D5"/>
+              <w:bottom w:val="single" w:sz="6" w:space="0" w:color="BFC7D5"/>
+              <w:right w:val="single" w:sz="6" w:space="0" w:color="BFC7D5"/>
+            </w:tcBorders>
             <w:vAlign w:val="center"/>
           </w:tcPr>
           <w:p>
@@ -4166,20 +5214,20 @@
     </w:p>
     <w:tbl>
       <w:tblPr>
-        <w:tblW w:w="6047" w:type="dxa"/>
+        <w:tblW w:w="5000" w:type="pct"/>
         <w:jc w:val="left"/>
-        <w:tblInd w:w="0" w:type="dxa"/>
+        <w:tblInd w:w="-7" w:type="dxa"/>
         <w:tblLayout w:type="fixed"/>
         <w:tblCellMar>
-          <w:top w:w="28" w:type="dxa"/>
-          <w:left w:w="28" w:type="dxa"/>
-          <w:bottom w:w="28" w:type="dxa"/>
-          <w:right w:w="28" w:type="dxa"/>
+          <w:top w:w="60" w:type="dxa"/>
+          <w:left w:w="60" w:type="dxa"/>
+          <w:bottom w:w="60" w:type="dxa"/>
+          <w:right w:w="60" w:type="dxa"/>
         </w:tblCellMar>
       </w:tblPr>
       <w:tblGrid>
-        <w:gridCol w:w="3001"/>
-        <w:gridCol w:w="3046"/>
+        <w:gridCol w:w="5654"/>
+        <w:gridCol w:w="5684"/>
       </w:tblGrid>
       <w:tr>
         <w:trPr>
@@ -4187,44 +5235,60 @@
         </w:trPr>
         <w:tc>
           <w:tcPr>
-            <w:tcW w:w="3001" w:type="dxa"/>
-            <w:tcBorders/>
+            <w:tcW w:w="5654" w:type="dxa"/>
+            <w:tcBorders>
+              <w:top w:val="single" w:sz="6" w:space="0" w:color="BFC7D5"/>
+              <w:left w:val="single" w:sz="6" w:space="0" w:color="BFC7D5"/>
+              <w:bottom w:val="single" w:sz="2" w:space="0" w:color="BFC7D5"/>
+              <w:right w:val="single" w:sz="6" w:space="0" w:color="BFC7D5"/>
+            </w:tcBorders>
+            <w:shd w:fill="1F3A5F" w:val="clear"/>
             <w:vAlign w:val="center"/>
           </w:tcPr>
           <w:p>
             <w:pPr>
               <w:pStyle w:val="TableHeading"/>
-              <w:suppressLineNumbers/>
-              <w:shd w:fill="1F3A5F" w:val="clear"/>
-              <w:bidi w:val="0"/>
-              <w:spacing w:before="0" w:after="283"/>
-              <w:jc w:val="center"/>
-              <w:rPr/>
-            </w:pPr>
-            <w:r>
-              <w:rPr/>
+              <w:bidi w:val="0"/>
+              <w:spacing w:before="0" w:after="283"/>
+              <w:jc w:val="left"/>
+              <w:rPr>
+                <w:color w:val="FFFFFF"/>
+              </w:rPr>
+            </w:pPr>
+            <w:r>
+              <w:rPr>
+                <w:color w:val="FFFFFF"/>
+              </w:rPr>
               <w:t>Field</w:t>
             </w:r>
           </w:p>
         </w:tc>
         <w:tc>
           <w:tcPr>
-            <w:tcW w:w="3046" w:type="dxa"/>
-            <w:tcBorders/>
+            <w:tcW w:w="5684" w:type="dxa"/>
+            <w:tcBorders>
+              <w:top w:val="single" w:sz="6" w:space="0" w:color="BFC7D5"/>
+              <w:left w:val="single" w:sz="2" w:space="0" w:color="BFC7D5"/>
+              <w:bottom w:val="single" w:sz="2" w:space="0" w:color="BFC7D5"/>
+              <w:right w:val="single" w:sz="6" w:space="0" w:color="BFC7D5"/>
+            </w:tcBorders>
+            <w:shd w:fill="1F3A5F" w:val="clear"/>
             <w:vAlign w:val="center"/>
           </w:tcPr>
           <w:p>
             <w:pPr>
               <w:pStyle w:val="TableHeading"/>
-              <w:suppressLineNumbers/>
-              <w:shd w:fill="1F3A5F" w:val="clear"/>
-              <w:bidi w:val="0"/>
-              <w:spacing w:before="0" w:after="283"/>
-              <w:jc w:val="center"/>
-              <w:rPr/>
-            </w:pPr>
-            <w:r>
-              <w:rPr/>
+              <w:bidi w:val="0"/>
+              <w:spacing w:before="0" w:after="283"/>
+              <w:jc w:val="left"/>
+              <w:rPr>
+                <w:color w:val="FFFFFF"/>
+              </w:rPr>
+            </w:pPr>
+            <w:r>
+              <w:rPr>
+                <w:color w:val="FFFFFF"/>
+              </w:rPr>
               <w:t>Entry</w:t>
             </w:r>
           </w:p>
@@ -4234,8 +5298,12 @@
         <w:trPr/>
         <w:tc>
           <w:tcPr>
-            <w:tcW w:w="3001" w:type="dxa"/>
-            <w:tcBorders/>
+            <w:tcW w:w="5654" w:type="dxa"/>
+            <w:tcBorders>
+              <w:left w:val="single" w:sz="6" w:space="0" w:color="BFC7D5"/>
+              <w:bottom w:val="single" w:sz="2" w:space="0" w:color="BFC7D5"/>
+              <w:right w:val="single" w:sz="6" w:space="0" w:color="BFC7D5"/>
+            </w:tcBorders>
             <w:vAlign w:val="center"/>
           </w:tcPr>
           <w:p>
@@ -4254,8 +5322,12 @@
         </w:tc>
         <w:tc>
           <w:tcPr>
-            <w:tcW w:w="3046" w:type="dxa"/>
-            <w:tcBorders/>
+            <w:tcW w:w="5684" w:type="dxa"/>
+            <w:tcBorders>
+              <w:left w:val="single" w:sz="2" w:space="0" w:color="BFC7D5"/>
+              <w:bottom w:val="single" w:sz="2" w:space="0" w:color="BFC7D5"/>
+              <w:right w:val="single" w:sz="6" w:space="0" w:color="BFC7D5"/>
+            </w:tcBorders>
             <w:vAlign w:val="center"/>
           </w:tcPr>
           <w:p>
@@ -4281,8 +5353,12 @@
         <w:trPr/>
         <w:tc>
           <w:tcPr>
-            <w:tcW w:w="3001" w:type="dxa"/>
-            <w:tcBorders/>
+            <w:tcW w:w="5654" w:type="dxa"/>
+            <w:tcBorders>
+              <w:left w:val="single" w:sz="6" w:space="0" w:color="BFC7D5"/>
+              <w:bottom w:val="single" w:sz="2" w:space="0" w:color="BFC7D5"/>
+              <w:right w:val="single" w:sz="6" w:space="0" w:color="BFC7D5"/>
+            </w:tcBorders>
             <w:vAlign w:val="center"/>
           </w:tcPr>
           <w:p>
@@ -4301,8 +5377,12 @@
         </w:tc>
         <w:tc>
           <w:tcPr>
-            <w:tcW w:w="3046" w:type="dxa"/>
-            <w:tcBorders/>
+            <w:tcW w:w="5684" w:type="dxa"/>
+            <w:tcBorders>
+              <w:left w:val="single" w:sz="2" w:space="0" w:color="BFC7D5"/>
+              <w:bottom w:val="single" w:sz="2" w:space="0" w:color="BFC7D5"/>
+              <w:right w:val="single" w:sz="6" w:space="0" w:color="BFC7D5"/>
+            </w:tcBorders>
             <w:vAlign w:val="center"/>
           </w:tcPr>
           <w:p>
@@ -4326,8 +5406,12 @@
         <w:trPr/>
         <w:tc>
           <w:tcPr>
-            <w:tcW w:w="3001" w:type="dxa"/>
-            <w:tcBorders/>
+            <w:tcW w:w="5654" w:type="dxa"/>
+            <w:tcBorders>
+              <w:left w:val="single" w:sz="6" w:space="0" w:color="BFC7D5"/>
+              <w:bottom w:val="single" w:sz="2" w:space="0" w:color="BFC7D5"/>
+              <w:right w:val="single" w:sz="6" w:space="0" w:color="BFC7D5"/>
+            </w:tcBorders>
             <w:vAlign w:val="center"/>
           </w:tcPr>
           <w:p>
@@ -4346,8 +5430,12 @@
         </w:tc>
         <w:tc>
           <w:tcPr>
-            <w:tcW w:w="3046" w:type="dxa"/>
-            <w:tcBorders/>
+            <w:tcW w:w="5684" w:type="dxa"/>
+            <w:tcBorders>
+              <w:left w:val="single" w:sz="2" w:space="0" w:color="BFC7D5"/>
+              <w:bottom w:val="single" w:sz="2" w:space="0" w:color="BFC7D5"/>
+              <w:right w:val="single" w:sz="6" w:space="0" w:color="BFC7D5"/>
+            </w:tcBorders>
             <w:vAlign w:val="center"/>
           </w:tcPr>
           <w:p>
@@ -4371,8 +5459,12 @@
         <w:trPr/>
         <w:tc>
           <w:tcPr>
-            <w:tcW w:w="3001" w:type="dxa"/>
-            <w:tcBorders/>
+            <w:tcW w:w="5654" w:type="dxa"/>
+            <w:tcBorders>
+              <w:left w:val="single" w:sz="6" w:space="0" w:color="BFC7D5"/>
+              <w:bottom w:val="single" w:sz="6" w:space="0" w:color="BFC7D5"/>
+              <w:right w:val="single" w:sz="6" w:space="0" w:color="BFC7D5"/>
+            </w:tcBorders>
             <w:vAlign w:val="center"/>
           </w:tcPr>
           <w:p>
@@ -4397,8 +5489,12 @@
         </w:tc>
         <w:tc>
           <w:tcPr>
-            <w:tcW w:w="3046" w:type="dxa"/>
-            <w:tcBorders/>
+            <w:tcW w:w="5684" w:type="dxa"/>
+            <w:tcBorders>
+              <w:left w:val="single" w:sz="2" w:space="0" w:color="BFC7D5"/>
+              <w:bottom w:val="single" w:sz="6" w:space="0" w:color="BFC7D5"/>
+              <w:right w:val="single" w:sz="6" w:space="0" w:color="BFC7D5"/>
+            </w:tcBorders>
             <w:vAlign w:val="center"/>
           </w:tcPr>
           <w:p>
